--- a/docs/qms/evidence-2026/QMS_Word/forms__FRM-08_Customer_Feedback_and_Complaint_Record.docx
+++ b/docs/qms/evidence-2026/QMS_Word/forms__FRM-08_Customer_Feedback_and_Complaint_Record.docx
@@ -17,20 +17,20 @@
     </w:p>
     <w:tbl>
       <w:tblPr>
-        <w:tblW w:w="4397" w:type="dxa"/>
+        <w:tblW w:w="5000" w:type="pct"/>
         <w:jc w:val="left"/>
-        <w:tblInd w:w="0" w:type="dxa"/>
+        <w:tblInd w:w="-7" w:type="dxa"/>
         <w:tblLayout w:type="fixed"/>
         <w:tblCellMar>
-          <w:top w:w="28" w:type="dxa"/>
-          <w:left w:w="28" w:type="dxa"/>
-          <w:bottom w:w="28" w:type="dxa"/>
-          <w:right w:w="28" w:type="dxa"/>
+          <w:top w:w="60" w:type="dxa"/>
+          <w:left w:w="60" w:type="dxa"/>
+          <w:bottom w:w="60" w:type="dxa"/>
+          <w:right w:w="60" w:type="dxa"/>
         </w:tblCellMar>
       </w:tblPr>
       <w:tblGrid>
-        <w:gridCol w:w="1951"/>
-        <w:gridCol w:w="2446"/>
+        <w:gridCol w:w="2606"/>
+        <w:gridCol w:w="8732"/>
       </w:tblGrid>
       <w:tr>
         <w:trPr>
@@ -38,44 +38,60 @@
         </w:trPr>
         <w:tc>
           <w:tcPr>
-            <w:tcW w:w="1951" w:type="dxa"/>
-            <w:tcBorders/>
+            <w:tcW w:w="2606" w:type="dxa"/>
+            <w:tcBorders>
+              <w:top w:val="single" w:sz="6" w:space="0" w:color="BFC7D5"/>
+              <w:left w:val="single" w:sz="6" w:space="0" w:color="BFC7D5"/>
+              <w:bottom w:val="single" w:sz="2" w:space="0" w:color="BFC7D5"/>
+              <w:right w:val="single" w:sz="6" w:space="0" w:color="BFC7D5"/>
+            </w:tcBorders>
+            <w:shd w:fill="1F3A5F" w:val="clear"/>
             <w:vAlign w:val="center"/>
           </w:tcPr>
           <w:p>
             <w:pPr>
               <w:pStyle w:val="TableHeading"/>
-              <w:suppressLineNumbers/>
-              <w:shd w:fill="1F3A5F" w:val="clear"/>
-              <w:bidi w:val="0"/>
-              <w:spacing w:before="0" w:after="283"/>
-              <w:jc w:val="center"/>
-              <w:rPr/>
-            </w:pPr>
-            <w:r>
-              <w:rPr/>
+              <w:bidi w:val="0"/>
+              <w:spacing w:before="0" w:after="283"/>
+              <w:jc w:val="left"/>
+              <w:rPr>
+                <w:color w:val="FFFFFF"/>
+              </w:rPr>
+            </w:pPr>
+            <w:r>
+              <w:rPr>
+                <w:color w:val="FFFFFF"/>
+              </w:rPr>
               <w:t>Field</w:t>
             </w:r>
           </w:p>
         </w:tc>
         <w:tc>
           <w:tcPr>
-            <w:tcW w:w="2446" w:type="dxa"/>
-            <w:tcBorders/>
+            <w:tcW w:w="8732" w:type="dxa"/>
+            <w:tcBorders>
+              <w:top w:val="single" w:sz="6" w:space="0" w:color="BFC7D5"/>
+              <w:left w:val="single" w:sz="2" w:space="0" w:color="BFC7D5"/>
+              <w:bottom w:val="single" w:sz="2" w:space="0" w:color="BFC7D5"/>
+              <w:right w:val="single" w:sz="6" w:space="0" w:color="BFC7D5"/>
+            </w:tcBorders>
+            <w:shd w:fill="1F3A5F" w:val="clear"/>
             <w:vAlign w:val="center"/>
           </w:tcPr>
           <w:p>
             <w:pPr>
               <w:pStyle w:val="TableHeading"/>
-              <w:suppressLineNumbers/>
-              <w:shd w:fill="1F3A5F" w:val="clear"/>
-              <w:bidi w:val="0"/>
-              <w:spacing w:before="0" w:after="283"/>
-              <w:jc w:val="center"/>
-              <w:rPr/>
-            </w:pPr>
-            <w:r>
-              <w:rPr/>
+              <w:bidi w:val="0"/>
+              <w:spacing w:before="0" w:after="283"/>
+              <w:jc w:val="left"/>
+              <w:rPr>
+                <w:color w:val="FFFFFF"/>
+              </w:rPr>
+            </w:pPr>
+            <w:r>
+              <w:rPr>
+                <w:color w:val="FFFFFF"/>
+              </w:rPr>
               <w:t>Value</w:t>
             </w:r>
           </w:p>
@@ -85,8 +101,12 @@
         <w:trPr/>
         <w:tc>
           <w:tcPr>
-            <w:tcW w:w="1951" w:type="dxa"/>
-            <w:tcBorders/>
+            <w:tcW w:w="2606" w:type="dxa"/>
+            <w:tcBorders>
+              <w:left w:val="single" w:sz="6" w:space="0" w:color="BFC7D5"/>
+              <w:bottom w:val="single" w:sz="2" w:space="0" w:color="BFC7D5"/>
+              <w:right w:val="single" w:sz="6" w:space="0" w:color="BFC7D5"/>
+            </w:tcBorders>
             <w:vAlign w:val="center"/>
           </w:tcPr>
           <w:p>
@@ -105,8 +125,12 @@
         </w:tc>
         <w:tc>
           <w:tcPr>
-            <w:tcW w:w="2446" w:type="dxa"/>
-            <w:tcBorders/>
+            <w:tcW w:w="8732" w:type="dxa"/>
+            <w:tcBorders>
+              <w:left w:val="single" w:sz="2" w:space="0" w:color="BFC7D5"/>
+              <w:bottom w:val="single" w:sz="2" w:space="0" w:color="BFC7D5"/>
+              <w:right w:val="single" w:sz="6" w:space="0" w:color="BFC7D5"/>
+            </w:tcBorders>
             <w:vAlign w:val="center"/>
           </w:tcPr>
           <w:p>
@@ -128,8 +152,12 @@
         <w:trPr/>
         <w:tc>
           <w:tcPr>
-            <w:tcW w:w="1951" w:type="dxa"/>
-            <w:tcBorders/>
+            <w:tcW w:w="2606" w:type="dxa"/>
+            <w:tcBorders>
+              <w:left w:val="single" w:sz="6" w:space="0" w:color="BFC7D5"/>
+              <w:bottom w:val="single" w:sz="2" w:space="0" w:color="BFC7D5"/>
+              <w:right w:val="single" w:sz="6" w:space="0" w:color="BFC7D5"/>
+            </w:tcBorders>
             <w:vAlign w:val="center"/>
           </w:tcPr>
           <w:p>
@@ -148,8 +176,12 @@
         </w:tc>
         <w:tc>
           <w:tcPr>
-            <w:tcW w:w="2446" w:type="dxa"/>
-            <w:tcBorders/>
+            <w:tcW w:w="8732" w:type="dxa"/>
+            <w:tcBorders>
+              <w:left w:val="single" w:sz="2" w:space="0" w:color="BFC7D5"/>
+              <w:bottom w:val="single" w:sz="2" w:space="0" w:color="BFC7D5"/>
+              <w:right w:val="single" w:sz="6" w:space="0" w:color="BFC7D5"/>
+            </w:tcBorders>
             <w:vAlign w:val="center"/>
           </w:tcPr>
           <w:p>
@@ -171,8 +203,12 @@
         <w:trPr/>
         <w:tc>
           <w:tcPr>
-            <w:tcW w:w="1951" w:type="dxa"/>
-            <w:tcBorders/>
+            <w:tcW w:w="2606" w:type="dxa"/>
+            <w:tcBorders>
+              <w:left w:val="single" w:sz="6" w:space="0" w:color="BFC7D5"/>
+              <w:bottom w:val="single" w:sz="2" w:space="0" w:color="BFC7D5"/>
+              <w:right w:val="single" w:sz="6" w:space="0" w:color="BFC7D5"/>
+            </w:tcBorders>
             <w:vAlign w:val="center"/>
           </w:tcPr>
           <w:p>
@@ -191,8 +227,12 @@
         </w:tc>
         <w:tc>
           <w:tcPr>
-            <w:tcW w:w="2446" w:type="dxa"/>
-            <w:tcBorders/>
+            <w:tcW w:w="8732" w:type="dxa"/>
+            <w:tcBorders>
+              <w:left w:val="single" w:sz="2" w:space="0" w:color="BFC7D5"/>
+              <w:bottom w:val="single" w:sz="2" w:space="0" w:color="BFC7D5"/>
+              <w:right w:val="single" w:sz="6" w:space="0" w:color="BFC7D5"/>
+            </w:tcBorders>
             <w:vAlign w:val="center"/>
           </w:tcPr>
           <w:p>
@@ -207,7 +247,7 @@
               <w:rPr>
                 <w:rStyle w:val="Strong"/>
               </w:rPr>
-              <w:t>DRAFT — not yet approved</w:t>
+              <w:t>APPROVED</w:t>
             </w:r>
           </w:p>
         </w:tc>
@@ -216,8 +256,12 @@
         <w:trPr/>
         <w:tc>
           <w:tcPr>
-            <w:tcW w:w="1951" w:type="dxa"/>
-            <w:tcBorders/>
+            <w:tcW w:w="2606" w:type="dxa"/>
+            <w:tcBorders>
+              <w:left w:val="single" w:sz="6" w:space="0" w:color="BFC7D5"/>
+              <w:bottom w:val="single" w:sz="2" w:space="0" w:color="BFC7D5"/>
+              <w:right w:val="single" w:sz="6" w:space="0" w:color="BFC7D5"/>
+            </w:tcBorders>
             <w:vAlign w:val="center"/>
           </w:tcPr>
           <w:p>
@@ -236,21 +280,25 @@
         </w:tc>
         <w:tc>
           <w:tcPr>
-            <w:tcW w:w="2446" w:type="dxa"/>
-            <w:tcBorders/>
-            <w:vAlign w:val="center"/>
-          </w:tcPr>
-          <w:p>
-            <w:pPr>
-              <w:pStyle w:val="TableContents"/>
-              <w:bidi w:val="0"/>
-              <w:spacing w:before="0" w:after="283"/>
-              <w:jc w:val="left"/>
-              <w:rPr/>
-            </w:pPr>
-            <w:r>
-              <w:rPr/>
-              <w:t>Managing Director</w:t>
+            <w:tcW w:w="8732" w:type="dxa"/>
+            <w:tcBorders>
+              <w:left w:val="single" w:sz="2" w:space="0" w:color="BFC7D5"/>
+              <w:bottom w:val="single" w:sz="2" w:space="0" w:color="BFC7D5"/>
+              <w:right w:val="single" w:sz="6" w:space="0" w:color="BFC7D5"/>
+            </w:tcBorders>
+            <w:vAlign w:val="center"/>
+          </w:tcPr>
+          <w:p>
+            <w:pPr>
+              <w:pStyle w:val="TableContents"/>
+              <w:bidi w:val="0"/>
+              <w:spacing w:before="0" w:after="283"/>
+              <w:jc w:val="left"/>
+              <w:rPr/>
+            </w:pPr>
+            <w:r>
+              <w:rPr/>
+              <w:t>Managing Director (Anita Johan)</w:t>
             </w:r>
           </w:p>
         </w:tc>
@@ -259,8 +307,12 @@
         <w:trPr/>
         <w:tc>
           <w:tcPr>
-            <w:tcW w:w="1951" w:type="dxa"/>
-            <w:tcBorders/>
+            <w:tcW w:w="2606" w:type="dxa"/>
+            <w:tcBorders>
+              <w:left w:val="single" w:sz="6" w:space="0" w:color="BFC7D5"/>
+              <w:bottom w:val="single" w:sz="2" w:space="0" w:color="BFC7D5"/>
+              <w:right w:val="single" w:sz="6" w:space="0" w:color="BFC7D5"/>
+            </w:tcBorders>
             <w:vAlign w:val="center"/>
           </w:tcPr>
           <w:p>
@@ -279,8 +331,12 @@
         </w:tc>
         <w:tc>
           <w:tcPr>
-            <w:tcW w:w="2446" w:type="dxa"/>
-            <w:tcBorders/>
+            <w:tcW w:w="8732" w:type="dxa"/>
+            <w:tcBorders>
+              <w:left w:val="single" w:sz="2" w:space="0" w:color="BFC7D5"/>
+              <w:bottom w:val="single" w:sz="2" w:space="0" w:color="BFC7D5"/>
+              <w:right w:val="single" w:sz="6" w:space="0" w:color="BFC7D5"/>
+            </w:tcBorders>
             <w:vAlign w:val="center"/>
           </w:tcPr>
           <w:p>
@@ -294,6 +350,314 @@
             <w:r>
               <w:rPr/>
               <w:t>8.2.1, 9.1.2, 10.2</w:t>
+            </w:r>
+          </w:p>
+        </w:tc>
+      </w:tr>
+      <w:tr>
+        <w:trPr/>
+        <w:tc>
+          <w:tcPr>
+            <w:tcW w:w="2606" w:type="dxa"/>
+            <w:tcBorders>
+              <w:left w:val="single" w:sz="6" w:space="0" w:color="BFC7D5"/>
+              <w:bottom w:val="single" w:sz="2" w:space="0" w:color="BFC7D5"/>
+              <w:right w:val="single" w:sz="6" w:space="0" w:color="BFC7D5"/>
+            </w:tcBorders>
+            <w:vAlign w:val="center"/>
+          </w:tcPr>
+          <w:p>
+            <w:pPr>
+              <w:pStyle w:val="TableContents"/>
+              <w:bidi w:val="0"/>
+              <w:spacing w:before="0" w:after="283"/>
+              <w:jc w:val="left"/>
+              <w:rPr/>
+            </w:pPr>
+            <w:r>
+              <w:rPr/>
+              <w:t>Prepared by</w:t>
+            </w:r>
+          </w:p>
+        </w:tc>
+        <w:tc>
+          <w:tcPr>
+            <w:tcW w:w="8732" w:type="dxa"/>
+            <w:tcBorders>
+              <w:left w:val="single" w:sz="2" w:space="0" w:color="BFC7D5"/>
+              <w:bottom w:val="single" w:sz="2" w:space="0" w:color="BFC7D5"/>
+              <w:right w:val="single" w:sz="6" w:space="0" w:color="BFC7D5"/>
+            </w:tcBorders>
+            <w:vAlign w:val="center"/>
+          </w:tcPr>
+          <w:p>
+            <w:pPr>
+              <w:pStyle w:val="TableContents"/>
+              <w:bidi w:val="0"/>
+              <w:spacing w:before="0" w:after="283"/>
+              <w:jc w:val="left"/>
+              <w:rPr/>
+            </w:pPr>
+            <w:r>
+              <w:rPr/>
+              <w:t>Richard Watson Stephen Amudha (Lead Engineer) — 2026-10-07</w:t>
+            </w:r>
+          </w:p>
+        </w:tc>
+      </w:tr>
+      <w:tr>
+        <w:trPr/>
+        <w:tc>
+          <w:tcPr>
+            <w:tcW w:w="2606" w:type="dxa"/>
+            <w:tcBorders>
+              <w:left w:val="single" w:sz="6" w:space="0" w:color="BFC7D5"/>
+              <w:bottom w:val="single" w:sz="2" w:space="0" w:color="BFC7D5"/>
+              <w:right w:val="single" w:sz="6" w:space="0" w:color="BFC7D5"/>
+            </w:tcBorders>
+            <w:vAlign w:val="center"/>
+          </w:tcPr>
+          <w:p>
+            <w:pPr>
+              <w:pStyle w:val="TableContents"/>
+              <w:bidi w:val="0"/>
+              <w:spacing w:before="0" w:after="283"/>
+              <w:jc w:val="left"/>
+              <w:rPr/>
+            </w:pPr>
+            <w:r>
+              <w:rPr/>
+              <w:t>Reviewed by</w:t>
+            </w:r>
+          </w:p>
+        </w:tc>
+        <w:tc>
+          <w:tcPr>
+            <w:tcW w:w="8732" w:type="dxa"/>
+            <w:tcBorders>
+              <w:left w:val="single" w:sz="2" w:space="0" w:color="BFC7D5"/>
+              <w:bottom w:val="single" w:sz="2" w:space="0" w:color="BFC7D5"/>
+              <w:right w:val="single" w:sz="6" w:space="0" w:color="BFC7D5"/>
+            </w:tcBorders>
+            <w:vAlign w:val="center"/>
+          </w:tcPr>
+          <w:p>
+            <w:pPr>
+              <w:pStyle w:val="TableContents"/>
+              <w:bidi w:val="0"/>
+              <w:spacing w:before="0" w:after="283"/>
+              <w:jc w:val="left"/>
+              <w:rPr/>
+            </w:pPr>
+            <w:r>
+              <w:rPr/>
+              <w:t>Alexander Peter (EchoMind Project Lead) — 2026-10-07</w:t>
+            </w:r>
+          </w:p>
+        </w:tc>
+      </w:tr>
+      <w:tr>
+        <w:trPr/>
+        <w:tc>
+          <w:tcPr>
+            <w:tcW w:w="2606" w:type="dxa"/>
+            <w:tcBorders>
+              <w:left w:val="single" w:sz="6" w:space="0" w:color="BFC7D5"/>
+              <w:bottom w:val="single" w:sz="2" w:space="0" w:color="BFC7D5"/>
+              <w:right w:val="single" w:sz="6" w:space="0" w:color="BFC7D5"/>
+            </w:tcBorders>
+            <w:vAlign w:val="center"/>
+          </w:tcPr>
+          <w:p>
+            <w:pPr>
+              <w:pStyle w:val="TableContents"/>
+              <w:bidi w:val="0"/>
+              <w:spacing w:before="0" w:after="283"/>
+              <w:jc w:val="left"/>
+              <w:rPr/>
+            </w:pPr>
+            <w:r>
+              <w:rPr/>
+              <w:t>Quality assurance</w:t>
+            </w:r>
+          </w:p>
+        </w:tc>
+        <w:tc>
+          <w:tcPr>
+            <w:tcW w:w="8732" w:type="dxa"/>
+            <w:tcBorders>
+              <w:left w:val="single" w:sz="2" w:space="0" w:color="BFC7D5"/>
+              <w:bottom w:val="single" w:sz="2" w:space="0" w:color="BFC7D5"/>
+              <w:right w:val="single" w:sz="6" w:space="0" w:color="BFC7D5"/>
+            </w:tcBorders>
+            <w:vAlign w:val="center"/>
+          </w:tcPr>
+          <w:p>
+            <w:pPr>
+              <w:pStyle w:val="TableContents"/>
+              <w:bidi w:val="0"/>
+              <w:spacing w:before="0" w:after="283"/>
+              <w:jc w:val="left"/>
+              <w:rPr/>
+            </w:pPr>
+            <w:r>
+              <w:rPr/>
+              <w:t>Sheryl Nazareth (QA / MR) — 2026-10-07</w:t>
+            </w:r>
+          </w:p>
+        </w:tc>
+      </w:tr>
+      <w:tr>
+        <w:trPr/>
+        <w:tc>
+          <w:tcPr>
+            <w:tcW w:w="2606" w:type="dxa"/>
+            <w:tcBorders>
+              <w:left w:val="single" w:sz="6" w:space="0" w:color="BFC7D5"/>
+              <w:bottom w:val="single" w:sz="2" w:space="0" w:color="BFC7D5"/>
+              <w:right w:val="single" w:sz="6" w:space="0" w:color="BFC7D5"/>
+            </w:tcBorders>
+            <w:vAlign w:val="center"/>
+          </w:tcPr>
+          <w:p>
+            <w:pPr>
+              <w:pStyle w:val="TableContents"/>
+              <w:bidi w:val="0"/>
+              <w:spacing w:before="0" w:after="283"/>
+              <w:jc w:val="left"/>
+              <w:rPr/>
+            </w:pPr>
+            <w:r>
+              <w:rPr/>
+              <w:t>Approved by</w:t>
+            </w:r>
+          </w:p>
+        </w:tc>
+        <w:tc>
+          <w:tcPr>
+            <w:tcW w:w="8732" w:type="dxa"/>
+            <w:tcBorders>
+              <w:left w:val="single" w:sz="2" w:space="0" w:color="BFC7D5"/>
+              <w:bottom w:val="single" w:sz="2" w:space="0" w:color="BFC7D5"/>
+              <w:right w:val="single" w:sz="6" w:space="0" w:color="BFC7D5"/>
+            </w:tcBorders>
+            <w:vAlign w:val="center"/>
+          </w:tcPr>
+          <w:p>
+            <w:pPr>
+              <w:pStyle w:val="TableContents"/>
+              <w:bidi w:val="0"/>
+              <w:spacing w:before="0" w:after="283"/>
+              <w:jc w:val="left"/>
+              <w:rPr/>
+            </w:pPr>
+            <w:r>
+              <w:rPr/>
+              <w:t>Anita Johan (Managing Director)</w:t>
+            </w:r>
+          </w:p>
+        </w:tc>
+      </w:tr>
+      <w:tr>
+        <w:trPr/>
+        <w:tc>
+          <w:tcPr>
+            <w:tcW w:w="2606" w:type="dxa"/>
+            <w:tcBorders>
+              <w:left w:val="single" w:sz="6" w:space="0" w:color="BFC7D5"/>
+              <w:bottom w:val="single" w:sz="2" w:space="0" w:color="BFC7D5"/>
+              <w:right w:val="single" w:sz="6" w:space="0" w:color="BFC7D5"/>
+            </w:tcBorders>
+            <w:vAlign w:val="center"/>
+          </w:tcPr>
+          <w:p>
+            <w:pPr>
+              <w:pStyle w:val="TableContents"/>
+              <w:bidi w:val="0"/>
+              <w:spacing w:before="0" w:after="283"/>
+              <w:jc w:val="left"/>
+              <w:rPr/>
+            </w:pPr>
+            <w:r>
+              <w:rPr/>
+              <w:t>Approval date</w:t>
+            </w:r>
+          </w:p>
+        </w:tc>
+        <w:tc>
+          <w:tcPr>
+            <w:tcW w:w="8732" w:type="dxa"/>
+            <w:tcBorders>
+              <w:left w:val="single" w:sz="2" w:space="0" w:color="BFC7D5"/>
+              <w:bottom w:val="single" w:sz="2" w:space="0" w:color="BFC7D5"/>
+              <w:right w:val="single" w:sz="6" w:space="0" w:color="BFC7D5"/>
+            </w:tcBorders>
+            <w:vAlign w:val="center"/>
+          </w:tcPr>
+          <w:p>
+            <w:pPr>
+              <w:pStyle w:val="TableContents"/>
+              <w:bidi w:val="0"/>
+              <w:spacing w:before="0" w:after="283"/>
+              <w:jc w:val="left"/>
+              <w:rPr/>
+            </w:pPr>
+            <w:r>
+              <w:rPr/>
+              <w:t>2026-10-07</w:t>
+            </w:r>
+          </w:p>
+        </w:tc>
+      </w:tr>
+      <w:tr>
+        <w:trPr/>
+        <w:tc>
+          <w:tcPr>
+            <w:tcW w:w="2606" w:type="dxa"/>
+            <w:tcBorders>
+              <w:left w:val="single" w:sz="6" w:space="0" w:color="BFC7D5"/>
+              <w:bottom w:val="single" w:sz="6" w:space="0" w:color="BFC7D5"/>
+              <w:right w:val="single" w:sz="6" w:space="0" w:color="BFC7D5"/>
+            </w:tcBorders>
+            <w:vAlign w:val="center"/>
+          </w:tcPr>
+          <w:p>
+            <w:pPr>
+              <w:pStyle w:val="TableContents"/>
+              <w:bidi w:val="0"/>
+              <w:spacing w:before="0" w:after="283"/>
+              <w:jc w:val="left"/>
+              <w:rPr/>
+            </w:pPr>
+            <w:r>
+              <w:rPr/>
+              <w:t>Approval record</w:t>
+            </w:r>
+          </w:p>
+        </w:tc>
+        <w:tc>
+          <w:tcPr>
+            <w:tcW w:w="8732" w:type="dxa"/>
+            <w:tcBorders>
+              <w:left w:val="single" w:sz="2" w:space="0" w:color="BFC7D5"/>
+              <w:bottom w:val="single" w:sz="6" w:space="0" w:color="BFC7D5"/>
+              <w:right w:val="single" w:sz="6" w:space="0" w:color="BFC7D5"/>
+            </w:tcBorders>
+            <w:vAlign w:val="center"/>
+          </w:tcPr>
+          <w:p>
+            <w:pPr>
+              <w:pStyle w:val="TableContents"/>
+              <w:bidi w:val="0"/>
+              <w:spacing w:before="0" w:after="283"/>
+              <w:jc w:val="left"/>
+              <w:rPr/>
+            </w:pPr>
+            <w:r>
+              <w:rPr>
+                <w:rStyle w:val="SourceText"/>
+              </w:rPr>
+              <w:t>records/approvals/2026-10-07_AR-2026-001_document_approval.md</w:t>
             </w:r>
           </w:p>
         </w:tc>
@@ -358,20 +722,20 @@
     </w:p>
     <w:tbl>
       <w:tblPr>
-        <w:tblW w:w="11339" w:type="dxa"/>
+        <w:tblW w:w="5000" w:type="pct"/>
         <w:jc w:val="left"/>
-        <w:tblInd w:w="0" w:type="dxa"/>
+        <w:tblInd w:w="-7" w:type="dxa"/>
         <w:tblLayout w:type="fixed"/>
         <w:tblCellMar>
-          <w:top w:w="28" w:type="dxa"/>
-          <w:left w:w="28" w:type="dxa"/>
-          <w:bottom w:w="28" w:type="dxa"/>
-          <w:right w:w="28" w:type="dxa"/>
+          <w:top w:w="60" w:type="dxa"/>
+          <w:left w:w="60" w:type="dxa"/>
+          <w:bottom w:w="60" w:type="dxa"/>
+          <w:right w:w="60" w:type="dxa"/>
         </w:tblCellMar>
       </w:tblPr>
       <w:tblGrid>
-        <w:gridCol w:w="4084"/>
-        <w:gridCol w:w="7255"/>
+        <w:gridCol w:w="4104"/>
+        <w:gridCol w:w="7235"/>
       </w:tblGrid>
       <w:tr>
         <w:trPr>
@@ -379,44 +743,60 @@
         </w:trPr>
         <w:tc>
           <w:tcPr>
-            <w:tcW w:w="4084" w:type="dxa"/>
-            <w:tcBorders/>
+            <w:tcW w:w="4104" w:type="dxa"/>
+            <w:tcBorders>
+              <w:top w:val="single" w:sz="6" w:space="0" w:color="BFC7D5"/>
+              <w:left w:val="single" w:sz="6" w:space="0" w:color="BFC7D5"/>
+              <w:bottom w:val="single" w:sz="2" w:space="0" w:color="BFC7D5"/>
+              <w:right w:val="single" w:sz="6" w:space="0" w:color="BFC7D5"/>
+            </w:tcBorders>
+            <w:shd w:fill="1F3A5F" w:val="clear"/>
             <w:vAlign w:val="center"/>
           </w:tcPr>
           <w:p>
             <w:pPr>
               <w:pStyle w:val="TableHeading"/>
-              <w:suppressLineNumbers/>
-              <w:shd w:fill="1F3A5F" w:val="clear"/>
-              <w:bidi w:val="0"/>
-              <w:spacing w:before="0" w:after="283"/>
-              <w:jc w:val="center"/>
-              <w:rPr/>
-            </w:pPr>
-            <w:r>
-              <w:rPr/>
+              <w:bidi w:val="0"/>
+              <w:spacing w:before="0" w:after="283"/>
+              <w:jc w:val="left"/>
+              <w:rPr>
+                <w:color w:val="FFFFFF"/>
+              </w:rPr>
+            </w:pPr>
+            <w:r>
+              <w:rPr>
+                <w:color w:val="FFFFFF"/>
+              </w:rPr>
               <w:t>Field</w:t>
             </w:r>
           </w:p>
         </w:tc>
         <w:tc>
           <w:tcPr>
-            <w:tcW w:w="7255" w:type="dxa"/>
-            <w:tcBorders/>
+            <w:tcW w:w="7235" w:type="dxa"/>
+            <w:tcBorders>
+              <w:top w:val="single" w:sz="6" w:space="0" w:color="BFC7D5"/>
+              <w:left w:val="single" w:sz="2" w:space="0" w:color="BFC7D5"/>
+              <w:bottom w:val="single" w:sz="2" w:space="0" w:color="BFC7D5"/>
+              <w:right w:val="single" w:sz="6" w:space="0" w:color="BFC7D5"/>
+            </w:tcBorders>
+            <w:shd w:fill="1F3A5F" w:val="clear"/>
             <w:vAlign w:val="center"/>
           </w:tcPr>
           <w:p>
             <w:pPr>
               <w:pStyle w:val="TableHeading"/>
-              <w:suppressLineNumbers/>
-              <w:shd w:fill="1F3A5F" w:val="clear"/>
-              <w:bidi w:val="0"/>
-              <w:spacing w:before="0" w:after="283"/>
-              <w:jc w:val="center"/>
-              <w:rPr/>
-            </w:pPr>
-            <w:r>
-              <w:rPr/>
+              <w:bidi w:val="0"/>
+              <w:spacing w:before="0" w:after="283"/>
+              <w:jc w:val="left"/>
+              <w:rPr>
+                <w:color w:val="FFFFFF"/>
+              </w:rPr>
+            </w:pPr>
+            <w:r>
+              <w:rPr>
+                <w:color w:val="FFFFFF"/>
+              </w:rPr>
               <w:t>Entry</w:t>
             </w:r>
           </w:p>
@@ -426,8 +806,12 @@
         <w:trPr/>
         <w:tc>
           <w:tcPr>
-            <w:tcW w:w="4084" w:type="dxa"/>
-            <w:tcBorders/>
+            <w:tcW w:w="4104" w:type="dxa"/>
+            <w:tcBorders>
+              <w:left w:val="single" w:sz="6" w:space="0" w:color="BFC7D5"/>
+              <w:bottom w:val="single" w:sz="2" w:space="0" w:color="BFC7D5"/>
+              <w:right w:val="single" w:sz="6" w:space="0" w:color="BFC7D5"/>
+            </w:tcBorders>
             <w:vAlign w:val="center"/>
           </w:tcPr>
           <w:p>
@@ -446,8 +830,12 @@
         </w:tc>
         <w:tc>
           <w:tcPr>
-            <w:tcW w:w="7255" w:type="dxa"/>
-            <w:tcBorders/>
+            <w:tcW w:w="7235" w:type="dxa"/>
+            <w:tcBorders>
+              <w:left w:val="single" w:sz="2" w:space="0" w:color="BFC7D5"/>
+              <w:bottom w:val="single" w:sz="2" w:space="0" w:color="BFC7D5"/>
+              <w:right w:val="single" w:sz="6" w:space="0" w:color="BFC7D5"/>
+            </w:tcBorders>
             <w:vAlign w:val="center"/>
           </w:tcPr>
           <w:p>
@@ -471,8 +859,12 @@
         <w:trPr/>
         <w:tc>
           <w:tcPr>
-            <w:tcW w:w="4084" w:type="dxa"/>
-            <w:tcBorders/>
+            <w:tcW w:w="4104" w:type="dxa"/>
+            <w:tcBorders>
+              <w:left w:val="single" w:sz="6" w:space="0" w:color="BFC7D5"/>
+              <w:bottom w:val="single" w:sz="2" w:space="0" w:color="BFC7D5"/>
+              <w:right w:val="single" w:sz="6" w:space="0" w:color="BFC7D5"/>
+            </w:tcBorders>
             <w:vAlign w:val="center"/>
           </w:tcPr>
           <w:p>
@@ -491,8 +883,12 @@
         </w:tc>
         <w:tc>
           <w:tcPr>
-            <w:tcW w:w="7255" w:type="dxa"/>
-            <w:tcBorders/>
+            <w:tcW w:w="7235" w:type="dxa"/>
+            <w:tcBorders>
+              <w:left w:val="single" w:sz="2" w:space="0" w:color="BFC7D5"/>
+              <w:bottom w:val="single" w:sz="2" w:space="0" w:color="BFC7D5"/>
+              <w:right w:val="single" w:sz="6" w:space="0" w:color="BFC7D5"/>
+            </w:tcBorders>
             <w:vAlign w:val="center"/>
           </w:tcPr>
           <w:p>
@@ -516,8 +912,12 @@
         <w:trPr/>
         <w:tc>
           <w:tcPr>
-            <w:tcW w:w="4084" w:type="dxa"/>
-            <w:tcBorders/>
+            <w:tcW w:w="4104" w:type="dxa"/>
+            <w:tcBorders>
+              <w:left w:val="single" w:sz="6" w:space="0" w:color="BFC7D5"/>
+              <w:bottom w:val="single" w:sz="2" w:space="0" w:color="BFC7D5"/>
+              <w:right w:val="single" w:sz="6" w:space="0" w:color="BFC7D5"/>
+            </w:tcBorders>
             <w:vAlign w:val="center"/>
           </w:tcPr>
           <w:p>
@@ -536,8 +936,12 @@
         </w:tc>
         <w:tc>
           <w:tcPr>
-            <w:tcW w:w="7255" w:type="dxa"/>
-            <w:tcBorders/>
+            <w:tcW w:w="7235" w:type="dxa"/>
+            <w:tcBorders>
+              <w:left w:val="single" w:sz="2" w:space="0" w:color="BFC7D5"/>
+              <w:bottom w:val="single" w:sz="2" w:space="0" w:color="BFC7D5"/>
+              <w:right w:val="single" w:sz="6" w:space="0" w:color="BFC7D5"/>
+            </w:tcBorders>
             <w:vAlign w:val="center"/>
           </w:tcPr>
           <w:p>
@@ -561,8 +965,12 @@
         <w:trPr/>
         <w:tc>
           <w:tcPr>
-            <w:tcW w:w="4084" w:type="dxa"/>
-            <w:tcBorders/>
+            <w:tcW w:w="4104" w:type="dxa"/>
+            <w:tcBorders>
+              <w:left w:val="single" w:sz="6" w:space="0" w:color="BFC7D5"/>
+              <w:bottom w:val="single" w:sz="2" w:space="0" w:color="BFC7D5"/>
+              <w:right w:val="single" w:sz="6" w:space="0" w:color="BFC7D5"/>
+            </w:tcBorders>
             <w:vAlign w:val="center"/>
           </w:tcPr>
           <w:p>
@@ -581,8 +989,12 @@
         </w:tc>
         <w:tc>
           <w:tcPr>
-            <w:tcW w:w="7255" w:type="dxa"/>
-            <w:tcBorders/>
+            <w:tcW w:w="7235" w:type="dxa"/>
+            <w:tcBorders>
+              <w:left w:val="single" w:sz="2" w:space="0" w:color="BFC7D5"/>
+              <w:bottom w:val="single" w:sz="2" w:space="0" w:color="BFC7D5"/>
+              <w:right w:val="single" w:sz="6" w:space="0" w:color="BFC7D5"/>
+            </w:tcBorders>
             <w:vAlign w:val="center"/>
           </w:tcPr>
           <w:p>
@@ -606,8 +1018,12 @@
         <w:trPr/>
         <w:tc>
           <w:tcPr>
-            <w:tcW w:w="4084" w:type="dxa"/>
-            <w:tcBorders/>
+            <w:tcW w:w="4104" w:type="dxa"/>
+            <w:tcBorders>
+              <w:left w:val="single" w:sz="6" w:space="0" w:color="BFC7D5"/>
+              <w:bottom w:val="single" w:sz="2" w:space="0" w:color="BFC7D5"/>
+              <w:right w:val="single" w:sz="6" w:space="0" w:color="BFC7D5"/>
+            </w:tcBorders>
             <w:vAlign w:val="center"/>
           </w:tcPr>
           <w:p>
@@ -626,8 +1042,12 @@
         </w:tc>
         <w:tc>
           <w:tcPr>
-            <w:tcW w:w="7255" w:type="dxa"/>
-            <w:tcBorders/>
+            <w:tcW w:w="7235" w:type="dxa"/>
+            <w:tcBorders>
+              <w:left w:val="single" w:sz="2" w:space="0" w:color="BFC7D5"/>
+              <w:bottom w:val="single" w:sz="2" w:space="0" w:color="BFC7D5"/>
+              <w:right w:val="single" w:sz="6" w:space="0" w:color="BFC7D5"/>
+            </w:tcBorders>
             <w:vAlign w:val="center"/>
           </w:tcPr>
           <w:p>
@@ -651,8 +1071,12 @@
         <w:trPr/>
         <w:tc>
           <w:tcPr>
-            <w:tcW w:w="4084" w:type="dxa"/>
-            <w:tcBorders/>
+            <w:tcW w:w="4104" w:type="dxa"/>
+            <w:tcBorders>
+              <w:left w:val="single" w:sz="6" w:space="0" w:color="BFC7D5"/>
+              <w:bottom w:val="single" w:sz="2" w:space="0" w:color="BFC7D5"/>
+              <w:right w:val="single" w:sz="6" w:space="0" w:color="BFC7D5"/>
+            </w:tcBorders>
             <w:vAlign w:val="center"/>
           </w:tcPr>
           <w:p>
@@ -671,8 +1095,12 @@
         </w:tc>
         <w:tc>
           <w:tcPr>
-            <w:tcW w:w="7255" w:type="dxa"/>
-            <w:tcBorders/>
+            <w:tcW w:w="7235" w:type="dxa"/>
+            <w:tcBorders>
+              <w:left w:val="single" w:sz="2" w:space="0" w:color="BFC7D5"/>
+              <w:bottom w:val="single" w:sz="2" w:space="0" w:color="BFC7D5"/>
+              <w:right w:val="single" w:sz="6" w:space="0" w:color="BFC7D5"/>
+            </w:tcBorders>
             <w:vAlign w:val="center"/>
           </w:tcPr>
           <w:p>
@@ -704,8 +1132,12 @@
         <w:trPr/>
         <w:tc>
           <w:tcPr>
-            <w:tcW w:w="4084" w:type="dxa"/>
-            <w:tcBorders/>
+            <w:tcW w:w="4104" w:type="dxa"/>
+            <w:tcBorders>
+              <w:left w:val="single" w:sz="6" w:space="0" w:color="BFC7D5"/>
+              <w:bottom w:val="single" w:sz="2" w:space="0" w:color="BFC7D5"/>
+              <w:right w:val="single" w:sz="6" w:space="0" w:color="BFC7D5"/>
+            </w:tcBorders>
             <w:vAlign w:val="center"/>
           </w:tcPr>
           <w:p>
@@ -724,8 +1156,12 @@
         </w:tc>
         <w:tc>
           <w:tcPr>
-            <w:tcW w:w="7255" w:type="dxa"/>
-            <w:tcBorders/>
+            <w:tcW w:w="7235" w:type="dxa"/>
+            <w:tcBorders>
+              <w:left w:val="single" w:sz="2" w:space="0" w:color="BFC7D5"/>
+              <w:bottom w:val="single" w:sz="2" w:space="0" w:color="BFC7D5"/>
+              <w:right w:val="single" w:sz="6" w:space="0" w:color="BFC7D5"/>
+            </w:tcBorders>
             <w:vAlign w:val="center"/>
           </w:tcPr>
           <w:p>
@@ -757,8 +1193,12 @@
         <w:trPr/>
         <w:tc>
           <w:tcPr>
-            <w:tcW w:w="4084" w:type="dxa"/>
-            <w:tcBorders/>
+            <w:tcW w:w="4104" w:type="dxa"/>
+            <w:tcBorders>
+              <w:left w:val="single" w:sz="6" w:space="0" w:color="BFC7D5"/>
+              <w:bottom w:val="single" w:sz="6" w:space="0" w:color="BFC7D5"/>
+              <w:right w:val="single" w:sz="6" w:space="0" w:color="BFC7D5"/>
+            </w:tcBorders>
             <w:vAlign w:val="center"/>
           </w:tcPr>
           <w:p>
@@ -787,8 +1227,12 @@
         </w:tc>
         <w:tc>
           <w:tcPr>
-            <w:tcW w:w="7255" w:type="dxa"/>
-            <w:tcBorders/>
+            <w:tcW w:w="7235" w:type="dxa"/>
+            <w:tcBorders>
+              <w:left w:val="single" w:sz="2" w:space="0" w:color="BFC7D5"/>
+              <w:bottom w:val="single" w:sz="6" w:space="0" w:color="BFC7D5"/>
+              <w:right w:val="single" w:sz="6" w:space="0" w:color="BFC7D5"/>
+            </w:tcBorders>
             <w:vAlign w:val="center"/>
           </w:tcPr>
           <w:p>
@@ -875,20 +1319,20 @@
     </w:p>
     <w:tbl>
       <w:tblPr>
-        <w:tblW w:w="6857" w:type="dxa"/>
+        <w:tblW w:w="5000" w:type="pct"/>
         <w:jc w:val="left"/>
-        <w:tblInd w:w="0" w:type="dxa"/>
+        <w:tblInd w:w="-7" w:type="dxa"/>
         <w:tblLayout w:type="fixed"/>
         <w:tblCellMar>
-          <w:top w:w="28" w:type="dxa"/>
-          <w:left w:w="28" w:type="dxa"/>
-          <w:bottom w:w="28" w:type="dxa"/>
-          <w:right w:w="28" w:type="dxa"/>
+          <w:top w:w="60" w:type="dxa"/>
+          <w:left w:w="60" w:type="dxa"/>
+          <w:bottom w:w="60" w:type="dxa"/>
+          <w:right w:w="60" w:type="dxa"/>
         </w:tblCellMar>
       </w:tblPr>
       <w:tblGrid>
-        <w:gridCol w:w="2506"/>
-        <w:gridCol w:w="4351"/>
+        <w:gridCol w:w="4176"/>
+        <w:gridCol w:w="7162"/>
       </w:tblGrid>
       <w:tr>
         <w:trPr>
@@ -896,44 +1340,60 @@
         </w:trPr>
         <w:tc>
           <w:tcPr>
-            <w:tcW w:w="2506" w:type="dxa"/>
-            <w:tcBorders/>
+            <w:tcW w:w="4176" w:type="dxa"/>
+            <w:tcBorders>
+              <w:top w:val="single" w:sz="6" w:space="0" w:color="BFC7D5"/>
+              <w:left w:val="single" w:sz="6" w:space="0" w:color="BFC7D5"/>
+              <w:bottom w:val="single" w:sz="2" w:space="0" w:color="BFC7D5"/>
+              <w:right w:val="single" w:sz="6" w:space="0" w:color="BFC7D5"/>
+            </w:tcBorders>
+            <w:shd w:fill="1F3A5F" w:val="clear"/>
             <w:vAlign w:val="center"/>
           </w:tcPr>
           <w:p>
             <w:pPr>
               <w:pStyle w:val="TableHeading"/>
-              <w:suppressLineNumbers/>
-              <w:shd w:fill="1F3A5F" w:val="clear"/>
-              <w:bidi w:val="0"/>
-              <w:spacing w:before="0" w:after="283"/>
-              <w:jc w:val="center"/>
-              <w:rPr/>
-            </w:pPr>
-            <w:r>
-              <w:rPr/>
+              <w:bidi w:val="0"/>
+              <w:spacing w:before="0" w:after="283"/>
+              <w:jc w:val="left"/>
+              <w:rPr>
+                <w:color w:val="FFFFFF"/>
+              </w:rPr>
+            </w:pPr>
+            <w:r>
+              <w:rPr>
+                <w:color w:val="FFFFFF"/>
+              </w:rPr>
               <w:t>Field</w:t>
             </w:r>
           </w:p>
         </w:tc>
         <w:tc>
           <w:tcPr>
-            <w:tcW w:w="4351" w:type="dxa"/>
-            <w:tcBorders/>
+            <w:tcW w:w="7162" w:type="dxa"/>
+            <w:tcBorders>
+              <w:top w:val="single" w:sz="6" w:space="0" w:color="BFC7D5"/>
+              <w:left w:val="single" w:sz="2" w:space="0" w:color="BFC7D5"/>
+              <w:bottom w:val="single" w:sz="2" w:space="0" w:color="BFC7D5"/>
+              <w:right w:val="single" w:sz="6" w:space="0" w:color="BFC7D5"/>
+            </w:tcBorders>
+            <w:shd w:fill="1F3A5F" w:val="clear"/>
             <w:vAlign w:val="center"/>
           </w:tcPr>
           <w:p>
             <w:pPr>
               <w:pStyle w:val="TableHeading"/>
-              <w:suppressLineNumbers/>
-              <w:shd w:fill="1F3A5F" w:val="clear"/>
-              <w:bidi w:val="0"/>
-              <w:spacing w:before="0" w:after="283"/>
-              <w:jc w:val="center"/>
-              <w:rPr/>
-            </w:pPr>
-            <w:r>
-              <w:rPr/>
+              <w:bidi w:val="0"/>
+              <w:spacing w:before="0" w:after="283"/>
+              <w:jc w:val="left"/>
+              <w:rPr>
+                <w:color w:val="FFFFFF"/>
+              </w:rPr>
+            </w:pPr>
+            <w:r>
+              <w:rPr>
+                <w:color w:val="FFFFFF"/>
+              </w:rPr>
               <w:t>Entry</w:t>
             </w:r>
           </w:p>
@@ -943,8 +1403,12 @@
         <w:trPr/>
         <w:tc>
           <w:tcPr>
-            <w:tcW w:w="2506" w:type="dxa"/>
-            <w:tcBorders/>
+            <w:tcW w:w="4176" w:type="dxa"/>
+            <w:tcBorders>
+              <w:left w:val="single" w:sz="6" w:space="0" w:color="BFC7D5"/>
+              <w:bottom w:val="single" w:sz="2" w:space="0" w:color="BFC7D5"/>
+              <w:right w:val="single" w:sz="6" w:space="0" w:color="BFC7D5"/>
+            </w:tcBorders>
             <w:vAlign w:val="center"/>
           </w:tcPr>
           <w:p>
@@ -963,8 +1427,12 @@
         </w:tc>
         <w:tc>
           <w:tcPr>
-            <w:tcW w:w="4351" w:type="dxa"/>
-            <w:tcBorders/>
+            <w:tcW w:w="7162" w:type="dxa"/>
+            <w:tcBorders>
+              <w:left w:val="single" w:sz="2" w:space="0" w:color="BFC7D5"/>
+              <w:bottom w:val="single" w:sz="2" w:space="0" w:color="BFC7D5"/>
+              <w:right w:val="single" w:sz="6" w:space="0" w:color="BFC7D5"/>
+            </w:tcBorders>
             <w:vAlign w:val="center"/>
           </w:tcPr>
           <w:p>
@@ -988,8 +1456,12 @@
         <w:trPr/>
         <w:tc>
           <w:tcPr>
-            <w:tcW w:w="2506" w:type="dxa"/>
-            <w:tcBorders/>
+            <w:tcW w:w="4176" w:type="dxa"/>
+            <w:tcBorders>
+              <w:left w:val="single" w:sz="6" w:space="0" w:color="BFC7D5"/>
+              <w:bottom w:val="single" w:sz="2" w:space="0" w:color="BFC7D5"/>
+              <w:right w:val="single" w:sz="6" w:space="0" w:color="BFC7D5"/>
+            </w:tcBorders>
             <w:vAlign w:val="center"/>
           </w:tcPr>
           <w:p>
@@ -1008,8 +1480,12 @@
         </w:tc>
         <w:tc>
           <w:tcPr>
-            <w:tcW w:w="4351" w:type="dxa"/>
-            <w:tcBorders/>
+            <w:tcW w:w="7162" w:type="dxa"/>
+            <w:tcBorders>
+              <w:left w:val="single" w:sz="2" w:space="0" w:color="BFC7D5"/>
+              <w:bottom w:val="single" w:sz="2" w:space="0" w:color="BFC7D5"/>
+              <w:right w:val="single" w:sz="6" w:space="0" w:color="BFC7D5"/>
+            </w:tcBorders>
             <w:vAlign w:val="center"/>
           </w:tcPr>
           <w:p>
@@ -1033,8 +1509,12 @@
         <w:trPr/>
         <w:tc>
           <w:tcPr>
-            <w:tcW w:w="2506" w:type="dxa"/>
-            <w:tcBorders/>
+            <w:tcW w:w="4176" w:type="dxa"/>
+            <w:tcBorders>
+              <w:left w:val="single" w:sz="6" w:space="0" w:color="BFC7D5"/>
+              <w:bottom w:val="single" w:sz="2" w:space="0" w:color="BFC7D5"/>
+              <w:right w:val="single" w:sz="6" w:space="0" w:color="BFC7D5"/>
+            </w:tcBorders>
             <w:vAlign w:val="center"/>
           </w:tcPr>
           <w:p>
@@ -1053,8 +1533,12 @@
         </w:tc>
         <w:tc>
           <w:tcPr>
-            <w:tcW w:w="4351" w:type="dxa"/>
-            <w:tcBorders/>
+            <w:tcW w:w="7162" w:type="dxa"/>
+            <w:tcBorders>
+              <w:left w:val="single" w:sz="2" w:space="0" w:color="BFC7D5"/>
+              <w:bottom w:val="single" w:sz="2" w:space="0" w:color="BFC7D5"/>
+              <w:right w:val="single" w:sz="6" w:space="0" w:color="BFC7D5"/>
+            </w:tcBorders>
             <w:vAlign w:val="center"/>
           </w:tcPr>
           <w:p>
@@ -1078,8 +1562,12 @@
         <w:trPr/>
         <w:tc>
           <w:tcPr>
-            <w:tcW w:w="2506" w:type="dxa"/>
-            <w:tcBorders/>
+            <w:tcW w:w="4176" w:type="dxa"/>
+            <w:tcBorders>
+              <w:left w:val="single" w:sz="6" w:space="0" w:color="BFC7D5"/>
+              <w:bottom w:val="single" w:sz="6" w:space="0" w:color="BFC7D5"/>
+              <w:right w:val="single" w:sz="6" w:space="0" w:color="BFC7D5"/>
+            </w:tcBorders>
             <w:vAlign w:val="center"/>
           </w:tcPr>
           <w:p>
@@ -1098,8 +1586,12 @@
         </w:tc>
         <w:tc>
           <w:tcPr>
-            <w:tcW w:w="4351" w:type="dxa"/>
-            <w:tcBorders/>
+            <w:tcW w:w="7162" w:type="dxa"/>
+            <w:tcBorders>
+              <w:left w:val="single" w:sz="2" w:space="0" w:color="BFC7D5"/>
+              <w:bottom w:val="single" w:sz="6" w:space="0" w:color="BFC7D5"/>
+              <w:right w:val="single" w:sz="6" w:space="0" w:color="BFC7D5"/>
+            </w:tcBorders>
             <w:vAlign w:val="center"/>
           </w:tcPr>
           <w:p>
@@ -1134,20 +1626,20 @@
     </w:p>
     <w:tbl>
       <w:tblPr>
-        <w:tblW w:w="8717" w:type="dxa"/>
+        <w:tblW w:w="5000" w:type="pct"/>
         <w:jc w:val="left"/>
-        <w:tblInd w:w="0" w:type="dxa"/>
+        <w:tblInd w:w="-7" w:type="dxa"/>
         <w:tblLayout w:type="fixed"/>
         <w:tblCellMar>
-          <w:top w:w="28" w:type="dxa"/>
-          <w:left w:w="28" w:type="dxa"/>
-          <w:bottom w:w="28" w:type="dxa"/>
-          <w:right w:w="28" w:type="dxa"/>
+          <w:top w:w="60" w:type="dxa"/>
+          <w:left w:w="60" w:type="dxa"/>
+          <w:bottom w:w="60" w:type="dxa"/>
+          <w:right w:w="60" w:type="dxa"/>
         </w:tblCellMar>
       </w:tblPr>
       <w:tblGrid>
-        <w:gridCol w:w="4756"/>
-        <w:gridCol w:w="3961"/>
+        <w:gridCol w:w="6203"/>
+        <w:gridCol w:w="5135"/>
       </w:tblGrid>
       <w:tr>
         <w:trPr>
@@ -1155,44 +1647,60 @@
         </w:trPr>
         <w:tc>
           <w:tcPr>
-            <w:tcW w:w="4756" w:type="dxa"/>
-            <w:tcBorders/>
+            <w:tcW w:w="6203" w:type="dxa"/>
+            <w:tcBorders>
+              <w:top w:val="single" w:sz="6" w:space="0" w:color="BFC7D5"/>
+              <w:left w:val="single" w:sz="6" w:space="0" w:color="BFC7D5"/>
+              <w:bottom w:val="single" w:sz="2" w:space="0" w:color="BFC7D5"/>
+              <w:right w:val="single" w:sz="6" w:space="0" w:color="BFC7D5"/>
+            </w:tcBorders>
+            <w:shd w:fill="1F3A5F" w:val="clear"/>
             <w:vAlign w:val="center"/>
           </w:tcPr>
           <w:p>
             <w:pPr>
               <w:pStyle w:val="TableHeading"/>
-              <w:suppressLineNumbers/>
-              <w:shd w:fill="1F3A5F" w:val="clear"/>
-              <w:bidi w:val="0"/>
-              <w:spacing w:before="0" w:after="283"/>
-              <w:jc w:val="center"/>
-              <w:rPr/>
-            </w:pPr>
-            <w:r>
-              <w:rPr/>
+              <w:bidi w:val="0"/>
+              <w:spacing w:before="0" w:after="283"/>
+              <w:jc w:val="left"/>
+              <w:rPr>
+                <w:color w:val="FFFFFF"/>
+              </w:rPr>
+            </w:pPr>
+            <w:r>
+              <w:rPr>
+                <w:color w:val="FFFFFF"/>
+              </w:rPr>
               <w:t>Question</w:t>
             </w:r>
           </w:p>
         </w:tc>
         <w:tc>
           <w:tcPr>
-            <w:tcW w:w="3961" w:type="dxa"/>
-            <w:tcBorders/>
+            <w:tcW w:w="5135" w:type="dxa"/>
+            <w:tcBorders>
+              <w:top w:val="single" w:sz="6" w:space="0" w:color="BFC7D5"/>
+              <w:left w:val="single" w:sz="2" w:space="0" w:color="BFC7D5"/>
+              <w:bottom w:val="single" w:sz="2" w:space="0" w:color="BFC7D5"/>
+              <w:right w:val="single" w:sz="6" w:space="0" w:color="BFC7D5"/>
+            </w:tcBorders>
+            <w:shd w:fill="1F3A5F" w:val="clear"/>
             <w:vAlign w:val="center"/>
           </w:tcPr>
           <w:p>
             <w:pPr>
               <w:pStyle w:val="TableHeading"/>
-              <w:suppressLineNumbers/>
-              <w:shd w:fill="1F3A5F" w:val="clear"/>
-              <w:bidi w:val="0"/>
-              <w:spacing w:before="0" w:after="283"/>
-              <w:jc w:val="center"/>
-              <w:rPr/>
-            </w:pPr>
-            <w:r>
-              <w:rPr/>
+              <w:bidi w:val="0"/>
+              <w:spacing w:before="0" w:after="283"/>
+              <w:jc w:val="left"/>
+              <w:rPr>
+                <w:color w:val="FFFFFF"/>
+              </w:rPr>
+            </w:pPr>
+            <w:r>
+              <w:rPr>
+                <w:color w:val="FFFFFF"/>
+              </w:rPr>
               <w:t>Answer</w:t>
             </w:r>
           </w:p>
@@ -1202,8 +1710,12 @@
         <w:trPr/>
         <w:tc>
           <w:tcPr>
-            <w:tcW w:w="4756" w:type="dxa"/>
-            <w:tcBorders/>
+            <w:tcW w:w="6203" w:type="dxa"/>
+            <w:tcBorders>
+              <w:left w:val="single" w:sz="6" w:space="0" w:color="BFC7D5"/>
+              <w:bottom w:val="single" w:sz="2" w:space="0" w:color="BFC7D5"/>
+              <w:right w:val="single" w:sz="6" w:space="0" w:color="BFC7D5"/>
+            </w:tcBorders>
             <w:vAlign w:val="center"/>
           </w:tcPr>
           <w:p>
@@ -1222,8 +1734,12 @@
         </w:tc>
         <w:tc>
           <w:tcPr>
-            <w:tcW w:w="3961" w:type="dxa"/>
-            <w:tcBorders/>
+            <w:tcW w:w="5135" w:type="dxa"/>
+            <w:tcBorders>
+              <w:left w:val="single" w:sz="2" w:space="0" w:color="BFC7D5"/>
+              <w:bottom w:val="single" w:sz="2" w:space="0" w:color="BFC7D5"/>
+              <w:right w:val="single" w:sz="6" w:space="0" w:color="BFC7D5"/>
+            </w:tcBorders>
             <w:vAlign w:val="center"/>
           </w:tcPr>
           <w:p>
@@ -1249,8 +1765,12 @@
         <w:trPr/>
         <w:tc>
           <w:tcPr>
-            <w:tcW w:w="4756" w:type="dxa"/>
-            <w:tcBorders/>
+            <w:tcW w:w="6203" w:type="dxa"/>
+            <w:tcBorders>
+              <w:left w:val="single" w:sz="6" w:space="0" w:color="BFC7D5"/>
+              <w:bottom w:val="single" w:sz="2" w:space="0" w:color="BFC7D5"/>
+              <w:right w:val="single" w:sz="6" w:space="0" w:color="BFC7D5"/>
+            </w:tcBorders>
             <w:vAlign w:val="center"/>
           </w:tcPr>
           <w:p>
@@ -1279,8 +1799,12 @@
         </w:tc>
         <w:tc>
           <w:tcPr>
-            <w:tcW w:w="3961" w:type="dxa"/>
-            <w:tcBorders/>
+            <w:tcW w:w="5135" w:type="dxa"/>
+            <w:tcBorders>
+              <w:left w:val="single" w:sz="2" w:space="0" w:color="BFC7D5"/>
+              <w:bottom w:val="single" w:sz="2" w:space="0" w:color="BFC7D5"/>
+              <w:right w:val="single" w:sz="6" w:space="0" w:color="BFC7D5"/>
+            </w:tcBorders>
             <w:vAlign w:val="center"/>
           </w:tcPr>
           <w:p>
@@ -1304,8 +1828,12 @@
         <w:trPr/>
         <w:tc>
           <w:tcPr>
-            <w:tcW w:w="4756" w:type="dxa"/>
-            <w:tcBorders/>
+            <w:tcW w:w="6203" w:type="dxa"/>
+            <w:tcBorders>
+              <w:left w:val="single" w:sz="6" w:space="0" w:color="BFC7D5"/>
+              <w:bottom w:val="single" w:sz="2" w:space="0" w:color="BFC7D5"/>
+              <w:right w:val="single" w:sz="6" w:space="0" w:color="BFC7D5"/>
+            </w:tcBorders>
             <w:vAlign w:val="center"/>
           </w:tcPr>
           <w:p>
@@ -1334,8 +1862,12 @@
         </w:tc>
         <w:tc>
           <w:tcPr>
-            <w:tcW w:w="3961" w:type="dxa"/>
-            <w:tcBorders/>
+            <w:tcW w:w="5135" w:type="dxa"/>
+            <w:tcBorders>
+              <w:left w:val="single" w:sz="2" w:space="0" w:color="BFC7D5"/>
+              <w:bottom w:val="single" w:sz="2" w:space="0" w:color="BFC7D5"/>
+              <w:right w:val="single" w:sz="6" w:space="0" w:color="BFC7D5"/>
+            </w:tcBorders>
             <w:vAlign w:val="center"/>
           </w:tcPr>
           <w:p>
@@ -1371,8 +1903,12 @@
         <w:trPr/>
         <w:tc>
           <w:tcPr>
-            <w:tcW w:w="4756" w:type="dxa"/>
-            <w:tcBorders/>
+            <w:tcW w:w="6203" w:type="dxa"/>
+            <w:tcBorders>
+              <w:left w:val="single" w:sz="6" w:space="0" w:color="BFC7D5"/>
+              <w:bottom w:val="single" w:sz="2" w:space="0" w:color="BFC7D5"/>
+              <w:right w:val="single" w:sz="6" w:space="0" w:color="BFC7D5"/>
+            </w:tcBorders>
             <w:vAlign w:val="center"/>
           </w:tcPr>
           <w:p>
@@ -1401,8 +1937,12 @@
         </w:tc>
         <w:tc>
           <w:tcPr>
-            <w:tcW w:w="3961" w:type="dxa"/>
-            <w:tcBorders/>
+            <w:tcW w:w="5135" w:type="dxa"/>
+            <w:tcBorders>
+              <w:left w:val="single" w:sz="2" w:space="0" w:color="BFC7D5"/>
+              <w:bottom w:val="single" w:sz="2" w:space="0" w:color="BFC7D5"/>
+              <w:right w:val="single" w:sz="6" w:space="0" w:color="BFC7D5"/>
+            </w:tcBorders>
             <w:vAlign w:val="center"/>
           </w:tcPr>
           <w:p>
@@ -1428,8 +1968,12 @@
         <w:trPr/>
         <w:tc>
           <w:tcPr>
-            <w:tcW w:w="4756" w:type="dxa"/>
-            <w:tcBorders/>
+            <w:tcW w:w="6203" w:type="dxa"/>
+            <w:tcBorders>
+              <w:left w:val="single" w:sz="6" w:space="0" w:color="BFC7D5"/>
+              <w:bottom w:val="single" w:sz="2" w:space="0" w:color="BFC7D5"/>
+              <w:right w:val="single" w:sz="6" w:space="0" w:color="BFC7D5"/>
+            </w:tcBorders>
             <w:vAlign w:val="center"/>
           </w:tcPr>
           <w:p>
@@ -1448,8 +1992,12 @@
         </w:tc>
         <w:tc>
           <w:tcPr>
-            <w:tcW w:w="3961" w:type="dxa"/>
-            <w:tcBorders/>
+            <w:tcW w:w="5135" w:type="dxa"/>
+            <w:tcBorders>
+              <w:left w:val="single" w:sz="2" w:space="0" w:color="BFC7D5"/>
+              <w:bottom w:val="single" w:sz="2" w:space="0" w:color="BFC7D5"/>
+              <w:right w:val="single" w:sz="6" w:space="0" w:color="BFC7D5"/>
+            </w:tcBorders>
             <w:vAlign w:val="center"/>
           </w:tcPr>
           <w:p>
@@ -1495,8 +2043,12 @@
         <w:trPr/>
         <w:tc>
           <w:tcPr>
-            <w:tcW w:w="4756" w:type="dxa"/>
-            <w:tcBorders/>
+            <w:tcW w:w="6203" w:type="dxa"/>
+            <w:tcBorders>
+              <w:left w:val="single" w:sz="6" w:space="0" w:color="BFC7D5"/>
+              <w:bottom w:val="single" w:sz="6" w:space="0" w:color="BFC7D5"/>
+              <w:right w:val="single" w:sz="6" w:space="0" w:color="BFC7D5"/>
+            </w:tcBorders>
             <w:vAlign w:val="center"/>
           </w:tcPr>
           <w:p>
@@ -1515,8 +2067,12 @@
         </w:tc>
         <w:tc>
           <w:tcPr>
-            <w:tcW w:w="3961" w:type="dxa"/>
-            <w:tcBorders/>
+            <w:tcW w:w="5135" w:type="dxa"/>
+            <w:tcBorders>
+              <w:left w:val="single" w:sz="2" w:space="0" w:color="BFC7D5"/>
+              <w:bottom w:val="single" w:sz="6" w:space="0" w:color="BFC7D5"/>
+              <w:right w:val="single" w:sz="6" w:space="0" w:color="BFC7D5"/>
+            </w:tcBorders>
             <w:vAlign w:val="center"/>
           </w:tcPr>
           <w:p>
@@ -1553,24 +2109,24 @@
     </w:p>
     <w:tbl>
       <w:tblPr>
-        <w:tblW w:w="8976" w:type="dxa"/>
+        <w:tblW w:w="5000" w:type="pct"/>
         <w:jc w:val="left"/>
-        <w:tblInd w:w="0" w:type="dxa"/>
+        <w:tblInd w:w="-7" w:type="dxa"/>
         <w:tblLayout w:type="fixed"/>
         <w:tblCellMar>
-          <w:top w:w="28" w:type="dxa"/>
-          <w:left w:w="28" w:type="dxa"/>
-          <w:bottom w:w="28" w:type="dxa"/>
-          <w:right w:w="28" w:type="dxa"/>
+          <w:top w:w="60" w:type="dxa"/>
+          <w:left w:w="60" w:type="dxa"/>
+          <w:bottom w:w="60" w:type="dxa"/>
+          <w:right w:w="60" w:type="dxa"/>
         </w:tblCellMar>
       </w:tblPr>
       <w:tblGrid>
-        <w:gridCol w:w="211"/>
-        <w:gridCol w:w="2206"/>
-        <w:gridCol w:w="1156"/>
-        <w:gridCol w:w="1786"/>
-        <w:gridCol w:w="1786"/>
-        <w:gridCol w:w="1831"/>
+        <w:gridCol w:w="303"/>
+        <w:gridCol w:w="2775"/>
+        <w:gridCol w:w="1475"/>
+        <w:gridCol w:w="2256"/>
+        <w:gridCol w:w="2255"/>
+        <w:gridCol w:w="2274"/>
       </w:tblGrid>
       <w:tr>
         <w:trPr>
@@ -1578,132 +2134,180 @@
         </w:trPr>
         <w:tc>
           <w:tcPr>
-            <w:tcW w:w="211" w:type="dxa"/>
-            <w:tcBorders/>
+            <w:tcW w:w="303" w:type="dxa"/>
+            <w:tcBorders>
+              <w:top w:val="single" w:sz="6" w:space="0" w:color="BFC7D5"/>
+              <w:left w:val="single" w:sz="6" w:space="0" w:color="BFC7D5"/>
+              <w:bottom w:val="single" w:sz="2" w:space="0" w:color="BFC7D5"/>
+              <w:right w:val="single" w:sz="6" w:space="0" w:color="BFC7D5"/>
+            </w:tcBorders>
+            <w:shd w:fill="1F3A5F" w:val="clear"/>
             <w:vAlign w:val="center"/>
           </w:tcPr>
           <w:p>
             <w:pPr>
               <w:pStyle w:val="TableHeading"/>
-              <w:suppressLineNumbers/>
-              <w:shd w:fill="1F3A5F" w:val="clear"/>
-              <w:bidi w:val="0"/>
-              <w:spacing w:before="0" w:after="283"/>
-              <w:jc w:val="center"/>
-              <w:rPr/>
-            </w:pPr>
-            <w:r>
-              <w:rPr/>
+              <w:bidi w:val="0"/>
+              <w:spacing w:before="0" w:after="283"/>
+              <w:jc w:val="left"/>
+              <w:rPr>
+                <w:color w:val="FFFFFF"/>
+              </w:rPr>
+            </w:pPr>
+            <w:r>
+              <w:rPr>
+                <w:color w:val="FFFFFF"/>
+              </w:rPr>
               <w:t>#</w:t>
             </w:r>
           </w:p>
         </w:tc>
         <w:tc>
           <w:tcPr>
-            <w:tcW w:w="2206" w:type="dxa"/>
-            <w:tcBorders/>
+            <w:tcW w:w="2775" w:type="dxa"/>
+            <w:tcBorders>
+              <w:top w:val="single" w:sz="6" w:space="0" w:color="BFC7D5"/>
+              <w:left w:val="single" w:sz="2" w:space="0" w:color="BFC7D5"/>
+              <w:bottom w:val="single" w:sz="2" w:space="0" w:color="BFC7D5"/>
+              <w:right w:val="single" w:sz="6" w:space="0" w:color="BFC7D5"/>
+            </w:tcBorders>
+            <w:shd w:fill="1F3A5F" w:val="clear"/>
             <w:vAlign w:val="center"/>
           </w:tcPr>
           <w:p>
             <w:pPr>
               <w:pStyle w:val="TableHeading"/>
-              <w:suppressLineNumbers/>
-              <w:shd w:fill="1F3A5F" w:val="clear"/>
-              <w:bidi w:val="0"/>
-              <w:spacing w:before="0" w:after="283"/>
-              <w:jc w:val="center"/>
-              <w:rPr/>
-            </w:pPr>
-            <w:r>
-              <w:rPr/>
+              <w:bidi w:val="0"/>
+              <w:spacing w:before="0" w:after="283"/>
+              <w:jc w:val="left"/>
+              <w:rPr>
+                <w:color w:val="FFFFFF"/>
+              </w:rPr>
+            </w:pPr>
+            <w:r>
+              <w:rPr>
+                <w:color w:val="FFFFFF"/>
+              </w:rPr>
               <w:t>Action</w:t>
             </w:r>
           </w:p>
         </w:tc>
         <w:tc>
           <w:tcPr>
-            <w:tcW w:w="1156" w:type="dxa"/>
-            <w:tcBorders/>
+            <w:tcW w:w="1475" w:type="dxa"/>
+            <w:tcBorders>
+              <w:top w:val="single" w:sz="6" w:space="0" w:color="BFC7D5"/>
+              <w:left w:val="single" w:sz="2" w:space="0" w:color="BFC7D5"/>
+              <w:bottom w:val="single" w:sz="2" w:space="0" w:color="BFC7D5"/>
+              <w:right w:val="single" w:sz="6" w:space="0" w:color="BFC7D5"/>
+            </w:tcBorders>
+            <w:shd w:fill="1F3A5F" w:val="clear"/>
             <w:vAlign w:val="center"/>
           </w:tcPr>
           <w:p>
             <w:pPr>
               <w:pStyle w:val="TableHeading"/>
-              <w:suppressLineNumbers/>
-              <w:shd w:fill="1F3A5F" w:val="clear"/>
-              <w:bidi w:val="0"/>
-              <w:spacing w:before="0" w:after="283"/>
-              <w:jc w:val="center"/>
-              <w:rPr/>
-            </w:pPr>
-            <w:r>
-              <w:rPr/>
+              <w:bidi w:val="0"/>
+              <w:spacing w:before="0" w:after="283"/>
+              <w:jc w:val="left"/>
+              <w:rPr>
+                <w:color w:val="FFFFFF"/>
+              </w:rPr>
+            </w:pPr>
+            <w:r>
+              <w:rPr>
+                <w:color w:val="FFFFFF"/>
+              </w:rPr>
               <w:t>Owning role</w:t>
             </w:r>
           </w:p>
         </w:tc>
         <w:tc>
           <w:tcPr>
-            <w:tcW w:w="1786" w:type="dxa"/>
-            <w:tcBorders/>
+            <w:tcW w:w="2256" w:type="dxa"/>
+            <w:tcBorders>
+              <w:top w:val="single" w:sz="6" w:space="0" w:color="BFC7D5"/>
+              <w:left w:val="single" w:sz="2" w:space="0" w:color="BFC7D5"/>
+              <w:bottom w:val="single" w:sz="2" w:space="0" w:color="BFC7D5"/>
+              <w:right w:val="single" w:sz="6" w:space="0" w:color="BFC7D5"/>
+            </w:tcBorders>
+            <w:shd w:fill="1F3A5F" w:val="clear"/>
             <w:vAlign w:val="center"/>
           </w:tcPr>
           <w:p>
             <w:pPr>
               <w:pStyle w:val="TableHeading"/>
-              <w:suppressLineNumbers/>
-              <w:shd w:fill="1F3A5F" w:val="clear"/>
-              <w:bidi w:val="0"/>
-              <w:spacing w:before="0" w:after="283"/>
-              <w:jc w:val="center"/>
-              <w:rPr/>
-            </w:pPr>
-            <w:r>
-              <w:rPr/>
+              <w:bidi w:val="0"/>
+              <w:spacing w:before="0" w:after="283"/>
+              <w:jc w:val="left"/>
+              <w:rPr>
+                <w:color w:val="FFFFFF"/>
+              </w:rPr>
+            </w:pPr>
+            <w:r>
+              <w:rPr>
+                <w:color w:val="FFFFFF"/>
+              </w:rPr>
               <w:t>Due date</w:t>
             </w:r>
           </w:p>
         </w:tc>
         <w:tc>
           <w:tcPr>
-            <w:tcW w:w="1786" w:type="dxa"/>
-            <w:tcBorders/>
+            <w:tcW w:w="2255" w:type="dxa"/>
+            <w:tcBorders>
+              <w:top w:val="single" w:sz="6" w:space="0" w:color="BFC7D5"/>
+              <w:left w:val="single" w:sz="2" w:space="0" w:color="BFC7D5"/>
+              <w:bottom w:val="single" w:sz="2" w:space="0" w:color="BFC7D5"/>
+              <w:right w:val="single" w:sz="6" w:space="0" w:color="BFC7D5"/>
+            </w:tcBorders>
+            <w:shd w:fill="1F3A5F" w:val="clear"/>
             <w:vAlign w:val="center"/>
           </w:tcPr>
           <w:p>
             <w:pPr>
               <w:pStyle w:val="TableHeading"/>
-              <w:suppressLineNumbers/>
-              <w:shd w:fill="1F3A5F" w:val="clear"/>
-              <w:bidi w:val="0"/>
-              <w:spacing w:before="0" w:after="283"/>
-              <w:jc w:val="center"/>
-              <w:rPr/>
-            </w:pPr>
-            <w:r>
-              <w:rPr/>
+              <w:bidi w:val="0"/>
+              <w:spacing w:before="0" w:after="283"/>
+              <w:jc w:val="left"/>
+              <w:rPr>
+                <w:color w:val="FFFFFF"/>
+              </w:rPr>
+            </w:pPr>
+            <w:r>
+              <w:rPr>
+                <w:color w:val="FFFFFF"/>
+              </w:rPr>
               <w:t>Completed</w:t>
             </w:r>
           </w:p>
         </w:tc>
         <w:tc>
           <w:tcPr>
-            <w:tcW w:w="1831" w:type="dxa"/>
-            <w:tcBorders/>
+            <w:tcW w:w="2274" w:type="dxa"/>
+            <w:tcBorders>
+              <w:top w:val="single" w:sz="6" w:space="0" w:color="BFC7D5"/>
+              <w:left w:val="single" w:sz="2" w:space="0" w:color="BFC7D5"/>
+              <w:bottom w:val="single" w:sz="2" w:space="0" w:color="BFC7D5"/>
+              <w:right w:val="single" w:sz="6" w:space="0" w:color="BFC7D5"/>
+            </w:tcBorders>
+            <w:shd w:fill="1F3A5F" w:val="clear"/>
             <w:vAlign w:val="center"/>
           </w:tcPr>
           <w:p>
             <w:pPr>
               <w:pStyle w:val="TableHeading"/>
-              <w:suppressLineNumbers/>
-              <w:shd w:fill="1F3A5F" w:val="clear"/>
-              <w:bidi w:val="0"/>
-              <w:spacing w:before="0" w:after="283"/>
-              <w:jc w:val="center"/>
-              <w:rPr/>
-            </w:pPr>
-            <w:r>
-              <w:rPr/>
+              <w:bidi w:val="0"/>
+              <w:spacing w:before="0" w:after="283"/>
+              <w:jc w:val="left"/>
+              <w:rPr>
+                <w:color w:val="FFFFFF"/>
+              </w:rPr>
+            </w:pPr>
+            <w:r>
+              <w:rPr>
+                <w:color w:val="FFFFFF"/>
+              </w:rPr>
               <w:t>Evidence (SHA / ref)</w:t>
             </w:r>
           </w:p>
@@ -1713,8 +2317,12 @@
         <w:trPr/>
         <w:tc>
           <w:tcPr>
-            <w:tcW w:w="211" w:type="dxa"/>
-            <w:tcBorders/>
+            <w:tcW w:w="303" w:type="dxa"/>
+            <w:tcBorders>
+              <w:left w:val="single" w:sz="6" w:space="0" w:color="BFC7D5"/>
+              <w:bottom w:val="single" w:sz="2" w:space="0" w:color="BFC7D5"/>
+              <w:right w:val="single" w:sz="6" w:space="0" w:color="BFC7D5"/>
+            </w:tcBorders>
             <w:vAlign w:val="center"/>
           </w:tcPr>
           <w:p>
@@ -1733,8 +2341,12 @@
         </w:tc>
         <w:tc>
           <w:tcPr>
-            <w:tcW w:w="2206" w:type="dxa"/>
-            <w:tcBorders/>
+            <w:tcW w:w="2775" w:type="dxa"/>
+            <w:tcBorders>
+              <w:left w:val="single" w:sz="2" w:space="0" w:color="BFC7D5"/>
+              <w:bottom w:val="single" w:sz="2" w:space="0" w:color="BFC7D5"/>
+              <w:right w:val="single" w:sz="6" w:space="0" w:color="BFC7D5"/>
+            </w:tcBorders>
             <w:vAlign w:val="center"/>
           </w:tcPr>
           <w:p>
@@ -1755,8 +2367,12 @@
         </w:tc>
         <w:tc>
           <w:tcPr>
-            <w:tcW w:w="1156" w:type="dxa"/>
-            <w:tcBorders/>
+            <w:tcW w:w="1475" w:type="dxa"/>
+            <w:tcBorders>
+              <w:left w:val="single" w:sz="2" w:space="0" w:color="BFC7D5"/>
+              <w:bottom w:val="single" w:sz="2" w:space="0" w:color="BFC7D5"/>
+              <w:right w:val="single" w:sz="6" w:space="0" w:color="BFC7D5"/>
+            </w:tcBorders>
             <w:vAlign w:val="center"/>
           </w:tcPr>
           <w:p>
@@ -1777,8 +2393,12 @@
         </w:tc>
         <w:tc>
           <w:tcPr>
-            <w:tcW w:w="1786" w:type="dxa"/>
-            <w:tcBorders/>
+            <w:tcW w:w="2256" w:type="dxa"/>
+            <w:tcBorders>
+              <w:left w:val="single" w:sz="2" w:space="0" w:color="BFC7D5"/>
+              <w:bottom w:val="single" w:sz="2" w:space="0" w:color="BFC7D5"/>
+              <w:right w:val="single" w:sz="6" w:space="0" w:color="BFC7D5"/>
+            </w:tcBorders>
             <w:vAlign w:val="center"/>
           </w:tcPr>
           <w:p>
@@ -1799,8 +2419,12 @@
         </w:tc>
         <w:tc>
           <w:tcPr>
-            <w:tcW w:w="1786" w:type="dxa"/>
-            <w:tcBorders/>
+            <w:tcW w:w="2255" w:type="dxa"/>
+            <w:tcBorders>
+              <w:left w:val="single" w:sz="2" w:space="0" w:color="BFC7D5"/>
+              <w:bottom w:val="single" w:sz="2" w:space="0" w:color="BFC7D5"/>
+              <w:right w:val="single" w:sz="6" w:space="0" w:color="BFC7D5"/>
+            </w:tcBorders>
             <w:vAlign w:val="center"/>
           </w:tcPr>
           <w:p>
@@ -1821,8 +2445,12 @@
         </w:tc>
         <w:tc>
           <w:tcPr>
-            <w:tcW w:w="1831" w:type="dxa"/>
-            <w:tcBorders/>
+            <w:tcW w:w="2274" w:type="dxa"/>
+            <w:tcBorders>
+              <w:left w:val="single" w:sz="2" w:space="0" w:color="BFC7D5"/>
+              <w:bottom w:val="single" w:sz="2" w:space="0" w:color="BFC7D5"/>
+              <w:right w:val="single" w:sz="6" w:space="0" w:color="BFC7D5"/>
+            </w:tcBorders>
             <w:vAlign w:val="center"/>
           </w:tcPr>
           <w:p>
@@ -1846,8 +2474,12 @@
         <w:trPr/>
         <w:tc>
           <w:tcPr>
-            <w:tcW w:w="211" w:type="dxa"/>
-            <w:tcBorders/>
+            <w:tcW w:w="303" w:type="dxa"/>
+            <w:tcBorders>
+              <w:left w:val="single" w:sz="6" w:space="0" w:color="BFC7D5"/>
+              <w:bottom w:val="single" w:sz="6" w:space="0" w:color="BFC7D5"/>
+              <w:right w:val="single" w:sz="6" w:space="0" w:color="BFC7D5"/>
+            </w:tcBorders>
             <w:vAlign w:val="center"/>
           </w:tcPr>
           <w:p>
@@ -1866,8 +2498,12 @@
         </w:tc>
         <w:tc>
           <w:tcPr>
-            <w:tcW w:w="2206" w:type="dxa"/>
-            <w:tcBorders/>
+            <w:tcW w:w="2775" w:type="dxa"/>
+            <w:tcBorders>
+              <w:left w:val="single" w:sz="2" w:space="0" w:color="BFC7D5"/>
+              <w:bottom w:val="single" w:sz="6" w:space="0" w:color="BFC7D5"/>
+              <w:right w:val="single" w:sz="6" w:space="0" w:color="BFC7D5"/>
+            </w:tcBorders>
             <w:vAlign w:val="center"/>
           </w:tcPr>
           <w:p>
@@ -1888,8 +2524,12 @@
         </w:tc>
         <w:tc>
           <w:tcPr>
-            <w:tcW w:w="1156" w:type="dxa"/>
-            <w:tcBorders/>
+            <w:tcW w:w="1475" w:type="dxa"/>
+            <w:tcBorders>
+              <w:left w:val="single" w:sz="2" w:space="0" w:color="BFC7D5"/>
+              <w:bottom w:val="single" w:sz="6" w:space="0" w:color="BFC7D5"/>
+              <w:right w:val="single" w:sz="6" w:space="0" w:color="BFC7D5"/>
+            </w:tcBorders>
             <w:vAlign w:val="center"/>
           </w:tcPr>
           <w:p>
@@ -1910,8 +2550,12 @@
         </w:tc>
         <w:tc>
           <w:tcPr>
-            <w:tcW w:w="1786" w:type="dxa"/>
-            <w:tcBorders/>
+            <w:tcW w:w="2256" w:type="dxa"/>
+            <w:tcBorders>
+              <w:left w:val="single" w:sz="2" w:space="0" w:color="BFC7D5"/>
+              <w:bottom w:val="single" w:sz="6" w:space="0" w:color="BFC7D5"/>
+              <w:right w:val="single" w:sz="6" w:space="0" w:color="BFC7D5"/>
+            </w:tcBorders>
             <w:vAlign w:val="center"/>
           </w:tcPr>
           <w:p>
@@ -1932,8 +2576,12 @@
         </w:tc>
         <w:tc>
           <w:tcPr>
-            <w:tcW w:w="1786" w:type="dxa"/>
-            <w:tcBorders/>
+            <w:tcW w:w="2255" w:type="dxa"/>
+            <w:tcBorders>
+              <w:left w:val="single" w:sz="2" w:space="0" w:color="BFC7D5"/>
+              <w:bottom w:val="single" w:sz="6" w:space="0" w:color="BFC7D5"/>
+              <w:right w:val="single" w:sz="6" w:space="0" w:color="BFC7D5"/>
+            </w:tcBorders>
             <w:vAlign w:val="center"/>
           </w:tcPr>
           <w:p>
@@ -1954,8 +2602,12 @@
         </w:tc>
         <w:tc>
           <w:tcPr>
-            <w:tcW w:w="1831" w:type="dxa"/>
-            <w:tcBorders/>
+            <w:tcW w:w="2274" w:type="dxa"/>
+            <w:tcBorders>
+              <w:left w:val="single" w:sz="2" w:space="0" w:color="BFC7D5"/>
+              <w:bottom w:val="single" w:sz="6" w:space="0" w:color="BFC7D5"/>
+              <w:right w:val="single" w:sz="6" w:space="0" w:color="BFC7D5"/>
+            </w:tcBorders>
             <w:vAlign w:val="center"/>
           </w:tcPr>
           <w:p>
@@ -1990,20 +2642,20 @@
     </w:p>
     <w:tbl>
       <w:tblPr>
-        <w:tblW w:w="7442" w:type="dxa"/>
+        <w:tblW w:w="5000" w:type="pct"/>
         <w:jc w:val="left"/>
-        <w:tblInd w:w="0" w:type="dxa"/>
+        <w:tblInd w:w="-7" w:type="dxa"/>
         <w:tblLayout w:type="fixed"/>
         <w:tblCellMar>
-          <w:top w:w="28" w:type="dxa"/>
-          <w:left w:w="28" w:type="dxa"/>
-          <w:bottom w:w="28" w:type="dxa"/>
-          <w:right w:w="28" w:type="dxa"/>
+          <w:top w:w="60" w:type="dxa"/>
+          <w:left w:w="60" w:type="dxa"/>
+          <w:bottom w:w="60" w:type="dxa"/>
+          <w:right w:w="60" w:type="dxa"/>
         </w:tblCellMar>
       </w:tblPr>
       <w:tblGrid>
-        <w:gridCol w:w="3091"/>
-        <w:gridCol w:w="4351"/>
+        <w:gridCol w:w="4736"/>
+        <w:gridCol w:w="6602"/>
       </w:tblGrid>
       <w:tr>
         <w:trPr>
@@ -2011,44 +2663,60 @@
         </w:trPr>
         <w:tc>
           <w:tcPr>
-            <w:tcW w:w="3091" w:type="dxa"/>
-            <w:tcBorders/>
+            <w:tcW w:w="4736" w:type="dxa"/>
+            <w:tcBorders>
+              <w:top w:val="single" w:sz="6" w:space="0" w:color="BFC7D5"/>
+              <w:left w:val="single" w:sz="6" w:space="0" w:color="BFC7D5"/>
+              <w:bottom w:val="single" w:sz="2" w:space="0" w:color="BFC7D5"/>
+              <w:right w:val="single" w:sz="6" w:space="0" w:color="BFC7D5"/>
+            </w:tcBorders>
+            <w:shd w:fill="1F3A5F" w:val="clear"/>
             <w:vAlign w:val="center"/>
           </w:tcPr>
           <w:p>
             <w:pPr>
               <w:pStyle w:val="TableHeading"/>
-              <w:suppressLineNumbers/>
-              <w:shd w:fill="1F3A5F" w:val="clear"/>
-              <w:bidi w:val="0"/>
-              <w:spacing w:before="0" w:after="283"/>
-              <w:jc w:val="center"/>
-              <w:rPr/>
-            </w:pPr>
-            <w:r>
-              <w:rPr/>
+              <w:bidi w:val="0"/>
+              <w:spacing w:before="0" w:after="283"/>
+              <w:jc w:val="left"/>
+              <w:rPr>
+                <w:color w:val="FFFFFF"/>
+              </w:rPr>
+            </w:pPr>
+            <w:r>
+              <w:rPr>
+                <w:color w:val="FFFFFF"/>
+              </w:rPr>
               <w:t>Field</w:t>
             </w:r>
           </w:p>
         </w:tc>
         <w:tc>
           <w:tcPr>
-            <w:tcW w:w="4351" w:type="dxa"/>
-            <w:tcBorders/>
+            <w:tcW w:w="6602" w:type="dxa"/>
+            <w:tcBorders>
+              <w:top w:val="single" w:sz="6" w:space="0" w:color="BFC7D5"/>
+              <w:left w:val="single" w:sz="2" w:space="0" w:color="BFC7D5"/>
+              <w:bottom w:val="single" w:sz="2" w:space="0" w:color="BFC7D5"/>
+              <w:right w:val="single" w:sz="6" w:space="0" w:color="BFC7D5"/>
+            </w:tcBorders>
+            <w:shd w:fill="1F3A5F" w:val="clear"/>
             <w:vAlign w:val="center"/>
           </w:tcPr>
           <w:p>
             <w:pPr>
               <w:pStyle w:val="TableHeading"/>
-              <w:suppressLineNumbers/>
-              <w:shd w:fill="1F3A5F" w:val="clear"/>
-              <w:bidi w:val="0"/>
-              <w:spacing w:before="0" w:after="283"/>
-              <w:jc w:val="center"/>
-              <w:rPr/>
-            </w:pPr>
-            <w:r>
-              <w:rPr/>
+              <w:bidi w:val="0"/>
+              <w:spacing w:before="0" w:after="283"/>
+              <w:jc w:val="left"/>
+              <w:rPr>
+                <w:color w:val="FFFFFF"/>
+              </w:rPr>
+            </w:pPr>
+            <w:r>
+              <w:rPr>
+                <w:color w:val="FFFFFF"/>
+              </w:rPr>
               <w:t>Entry</w:t>
             </w:r>
           </w:p>
@@ -2058,8 +2726,12 @@
         <w:trPr/>
         <w:tc>
           <w:tcPr>
-            <w:tcW w:w="3091" w:type="dxa"/>
-            <w:tcBorders/>
+            <w:tcW w:w="4736" w:type="dxa"/>
+            <w:tcBorders>
+              <w:left w:val="single" w:sz="6" w:space="0" w:color="BFC7D5"/>
+              <w:bottom w:val="single" w:sz="2" w:space="0" w:color="BFC7D5"/>
+              <w:right w:val="single" w:sz="6" w:space="0" w:color="BFC7D5"/>
+            </w:tcBorders>
             <w:vAlign w:val="center"/>
           </w:tcPr>
           <w:p>
@@ -2078,8 +2750,12 @@
         </w:tc>
         <w:tc>
           <w:tcPr>
-            <w:tcW w:w="4351" w:type="dxa"/>
-            <w:tcBorders/>
+            <w:tcW w:w="6602" w:type="dxa"/>
+            <w:tcBorders>
+              <w:left w:val="single" w:sz="2" w:space="0" w:color="BFC7D5"/>
+              <w:bottom w:val="single" w:sz="2" w:space="0" w:color="BFC7D5"/>
+              <w:right w:val="single" w:sz="6" w:space="0" w:color="BFC7D5"/>
+            </w:tcBorders>
             <w:vAlign w:val="center"/>
           </w:tcPr>
           <w:p>
@@ -2103,8 +2779,12 @@
         <w:trPr/>
         <w:tc>
           <w:tcPr>
-            <w:tcW w:w="3091" w:type="dxa"/>
-            <w:tcBorders/>
+            <w:tcW w:w="4736" w:type="dxa"/>
+            <w:tcBorders>
+              <w:left w:val="single" w:sz="6" w:space="0" w:color="BFC7D5"/>
+              <w:bottom w:val="single" w:sz="2" w:space="0" w:color="BFC7D5"/>
+              <w:right w:val="single" w:sz="6" w:space="0" w:color="BFC7D5"/>
+            </w:tcBorders>
             <w:vAlign w:val="center"/>
           </w:tcPr>
           <w:p>
@@ -2123,8 +2803,12 @@
         </w:tc>
         <w:tc>
           <w:tcPr>
-            <w:tcW w:w="4351" w:type="dxa"/>
-            <w:tcBorders/>
+            <w:tcW w:w="6602" w:type="dxa"/>
+            <w:tcBorders>
+              <w:left w:val="single" w:sz="2" w:space="0" w:color="BFC7D5"/>
+              <w:bottom w:val="single" w:sz="2" w:space="0" w:color="BFC7D5"/>
+              <w:right w:val="single" w:sz="6" w:space="0" w:color="BFC7D5"/>
+            </w:tcBorders>
             <w:vAlign w:val="center"/>
           </w:tcPr>
           <w:p>
@@ -2148,8 +2832,12 @@
         <w:trPr/>
         <w:tc>
           <w:tcPr>
-            <w:tcW w:w="3091" w:type="dxa"/>
-            <w:tcBorders/>
+            <w:tcW w:w="4736" w:type="dxa"/>
+            <w:tcBorders>
+              <w:left w:val="single" w:sz="6" w:space="0" w:color="BFC7D5"/>
+              <w:bottom w:val="single" w:sz="2" w:space="0" w:color="BFC7D5"/>
+              <w:right w:val="single" w:sz="6" w:space="0" w:color="BFC7D5"/>
+            </w:tcBorders>
             <w:vAlign w:val="center"/>
           </w:tcPr>
           <w:p>
@@ -2168,8 +2856,12 @@
         </w:tc>
         <w:tc>
           <w:tcPr>
-            <w:tcW w:w="4351" w:type="dxa"/>
-            <w:tcBorders/>
+            <w:tcW w:w="6602" w:type="dxa"/>
+            <w:tcBorders>
+              <w:left w:val="single" w:sz="2" w:space="0" w:color="BFC7D5"/>
+              <w:bottom w:val="single" w:sz="2" w:space="0" w:color="BFC7D5"/>
+              <w:right w:val="single" w:sz="6" w:space="0" w:color="BFC7D5"/>
+            </w:tcBorders>
             <w:vAlign w:val="center"/>
           </w:tcPr>
           <w:p>
@@ -2193,8 +2885,12 @@
         <w:trPr/>
         <w:tc>
           <w:tcPr>
-            <w:tcW w:w="3091" w:type="dxa"/>
-            <w:tcBorders/>
+            <w:tcW w:w="4736" w:type="dxa"/>
+            <w:tcBorders>
+              <w:left w:val="single" w:sz="6" w:space="0" w:color="BFC7D5"/>
+              <w:bottom w:val="single" w:sz="6" w:space="0" w:color="BFC7D5"/>
+              <w:right w:val="single" w:sz="6" w:space="0" w:color="BFC7D5"/>
+            </w:tcBorders>
             <w:vAlign w:val="center"/>
           </w:tcPr>
           <w:p>
@@ -2213,8 +2909,12 @@
         </w:tc>
         <w:tc>
           <w:tcPr>
-            <w:tcW w:w="4351" w:type="dxa"/>
-            <w:tcBorders/>
+            <w:tcW w:w="6602" w:type="dxa"/>
+            <w:tcBorders>
+              <w:left w:val="single" w:sz="2" w:space="0" w:color="BFC7D5"/>
+              <w:bottom w:val="single" w:sz="6" w:space="0" w:color="BFC7D5"/>
+              <w:right w:val="single" w:sz="6" w:space="0" w:color="BFC7D5"/>
+            </w:tcBorders>
             <w:vAlign w:val="center"/>
           </w:tcPr>
           <w:p>
@@ -2249,20 +2949,20 @@
     </w:p>
     <w:tbl>
       <w:tblPr>
-        <w:tblW w:w="10007" w:type="dxa"/>
+        <w:tblW w:w="5000" w:type="pct"/>
         <w:jc w:val="left"/>
-        <w:tblInd w:w="0" w:type="dxa"/>
+        <w:tblInd w:w="-7" w:type="dxa"/>
         <w:tblLayout w:type="fixed"/>
         <w:tblCellMar>
-          <w:top w:w="28" w:type="dxa"/>
-          <w:left w:w="28" w:type="dxa"/>
-          <w:bottom w:w="28" w:type="dxa"/>
-          <w:right w:w="28" w:type="dxa"/>
+          <w:top w:w="60" w:type="dxa"/>
+          <w:left w:w="60" w:type="dxa"/>
+          <w:bottom w:w="60" w:type="dxa"/>
+          <w:right w:w="60" w:type="dxa"/>
         </w:tblCellMar>
       </w:tblPr>
       <w:tblGrid>
-        <w:gridCol w:w="3586"/>
-        <w:gridCol w:w="6421"/>
+        <w:gridCol w:w="4085"/>
+        <w:gridCol w:w="7253"/>
       </w:tblGrid>
       <w:tr>
         <w:trPr>
@@ -2270,44 +2970,60 @@
         </w:trPr>
         <w:tc>
           <w:tcPr>
-            <w:tcW w:w="3586" w:type="dxa"/>
-            <w:tcBorders/>
+            <w:tcW w:w="4085" w:type="dxa"/>
+            <w:tcBorders>
+              <w:top w:val="single" w:sz="6" w:space="0" w:color="BFC7D5"/>
+              <w:left w:val="single" w:sz="6" w:space="0" w:color="BFC7D5"/>
+              <w:bottom w:val="single" w:sz="2" w:space="0" w:color="BFC7D5"/>
+              <w:right w:val="single" w:sz="6" w:space="0" w:color="BFC7D5"/>
+            </w:tcBorders>
+            <w:shd w:fill="1F3A5F" w:val="clear"/>
             <w:vAlign w:val="center"/>
           </w:tcPr>
           <w:p>
             <w:pPr>
               <w:pStyle w:val="TableHeading"/>
-              <w:suppressLineNumbers/>
-              <w:shd w:fill="1F3A5F" w:val="clear"/>
-              <w:bidi w:val="0"/>
-              <w:spacing w:before="0" w:after="283"/>
-              <w:jc w:val="center"/>
-              <w:rPr/>
-            </w:pPr>
-            <w:r>
-              <w:rPr/>
+              <w:bidi w:val="0"/>
+              <w:spacing w:before="0" w:after="283"/>
+              <w:jc w:val="left"/>
+              <w:rPr>
+                <w:color w:val="FFFFFF"/>
+              </w:rPr>
+            </w:pPr>
+            <w:r>
+              <w:rPr>
+                <w:color w:val="FFFFFF"/>
+              </w:rPr>
               <w:t>Field</w:t>
             </w:r>
           </w:p>
         </w:tc>
         <w:tc>
           <w:tcPr>
-            <w:tcW w:w="6421" w:type="dxa"/>
-            <w:tcBorders/>
+            <w:tcW w:w="7253" w:type="dxa"/>
+            <w:tcBorders>
+              <w:top w:val="single" w:sz="6" w:space="0" w:color="BFC7D5"/>
+              <w:left w:val="single" w:sz="2" w:space="0" w:color="BFC7D5"/>
+              <w:bottom w:val="single" w:sz="2" w:space="0" w:color="BFC7D5"/>
+              <w:right w:val="single" w:sz="6" w:space="0" w:color="BFC7D5"/>
+            </w:tcBorders>
+            <w:shd w:fill="1F3A5F" w:val="clear"/>
             <w:vAlign w:val="center"/>
           </w:tcPr>
           <w:p>
             <w:pPr>
               <w:pStyle w:val="TableHeading"/>
-              <w:suppressLineNumbers/>
-              <w:shd w:fill="1F3A5F" w:val="clear"/>
-              <w:bidi w:val="0"/>
-              <w:spacing w:before="0" w:after="283"/>
-              <w:jc w:val="center"/>
-              <w:rPr/>
-            </w:pPr>
-            <w:r>
-              <w:rPr/>
+              <w:bidi w:val="0"/>
+              <w:spacing w:before="0" w:after="283"/>
+              <w:jc w:val="left"/>
+              <w:rPr>
+                <w:color w:val="FFFFFF"/>
+              </w:rPr>
+            </w:pPr>
+            <w:r>
+              <w:rPr>
+                <w:color w:val="FFFFFF"/>
+              </w:rPr>
               <w:t>Entry</w:t>
             </w:r>
           </w:p>
@@ -2317,8 +3033,12 @@
         <w:trPr/>
         <w:tc>
           <w:tcPr>
-            <w:tcW w:w="3586" w:type="dxa"/>
-            <w:tcBorders/>
+            <w:tcW w:w="4085" w:type="dxa"/>
+            <w:tcBorders>
+              <w:left w:val="single" w:sz="6" w:space="0" w:color="BFC7D5"/>
+              <w:bottom w:val="single" w:sz="2" w:space="0" w:color="BFC7D5"/>
+              <w:right w:val="single" w:sz="6" w:space="0" w:color="BFC7D5"/>
+            </w:tcBorders>
             <w:vAlign w:val="center"/>
           </w:tcPr>
           <w:p>
@@ -2337,8 +3057,12 @@
         </w:tc>
         <w:tc>
           <w:tcPr>
-            <w:tcW w:w="6421" w:type="dxa"/>
-            <w:tcBorders/>
+            <w:tcW w:w="7253" w:type="dxa"/>
+            <w:tcBorders>
+              <w:left w:val="single" w:sz="2" w:space="0" w:color="BFC7D5"/>
+              <w:bottom w:val="single" w:sz="2" w:space="0" w:color="BFC7D5"/>
+              <w:right w:val="single" w:sz="6" w:space="0" w:color="BFC7D5"/>
+            </w:tcBorders>
             <w:vAlign w:val="center"/>
           </w:tcPr>
           <w:p>
@@ -2362,8 +3086,12 @@
         <w:trPr/>
         <w:tc>
           <w:tcPr>
-            <w:tcW w:w="3586" w:type="dxa"/>
-            <w:tcBorders/>
+            <w:tcW w:w="4085" w:type="dxa"/>
+            <w:tcBorders>
+              <w:left w:val="single" w:sz="6" w:space="0" w:color="BFC7D5"/>
+              <w:bottom w:val="single" w:sz="2" w:space="0" w:color="BFC7D5"/>
+              <w:right w:val="single" w:sz="6" w:space="0" w:color="BFC7D5"/>
+            </w:tcBorders>
             <w:vAlign w:val="center"/>
           </w:tcPr>
           <w:p>
@@ -2382,8 +3110,12 @@
         </w:tc>
         <w:tc>
           <w:tcPr>
-            <w:tcW w:w="6421" w:type="dxa"/>
-            <w:tcBorders/>
+            <w:tcW w:w="7253" w:type="dxa"/>
+            <w:tcBorders>
+              <w:left w:val="single" w:sz="2" w:space="0" w:color="BFC7D5"/>
+              <w:bottom w:val="single" w:sz="2" w:space="0" w:color="BFC7D5"/>
+              <w:right w:val="single" w:sz="6" w:space="0" w:color="BFC7D5"/>
+            </w:tcBorders>
             <w:vAlign w:val="center"/>
           </w:tcPr>
           <w:p>
@@ -2415,8 +3147,12 @@
         <w:trPr/>
         <w:tc>
           <w:tcPr>
-            <w:tcW w:w="3586" w:type="dxa"/>
-            <w:tcBorders/>
+            <w:tcW w:w="4085" w:type="dxa"/>
+            <w:tcBorders>
+              <w:left w:val="single" w:sz="6" w:space="0" w:color="BFC7D5"/>
+              <w:bottom w:val="single" w:sz="2" w:space="0" w:color="BFC7D5"/>
+              <w:right w:val="single" w:sz="6" w:space="0" w:color="BFC7D5"/>
+            </w:tcBorders>
             <w:vAlign w:val="center"/>
           </w:tcPr>
           <w:p>
@@ -2435,8 +3171,12 @@
         </w:tc>
         <w:tc>
           <w:tcPr>
-            <w:tcW w:w="6421" w:type="dxa"/>
-            <w:tcBorders/>
+            <w:tcW w:w="7253" w:type="dxa"/>
+            <w:tcBorders>
+              <w:left w:val="single" w:sz="2" w:space="0" w:color="BFC7D5"/>
+              <w:bottom w:val="single" w:sz="2" w:space="0" w:color="BFC7D5"/>
+              <w:right w:val="single" w:sz="6" w:space="0" w:color="BFC7D5"/>
+            </w:tcBorders>
             <w:vAlign w:val="center"/>
           </w:tcPr>
           <w:p>
@@ -2462,8 +3202,12 @@
         <w:trPr/>
         <w:tc>
           <w:tcPr>
-            <w:tcW w:w="3586" w:type="dxa"/>
-            <w:tcBorders/>
+            <w:tcW w:w="4085" w:type="dxa"/>
+            <w:tcBorders>
+              <w:left w:val="single" w:sz="6" w:space="0" w:color="BFC7D5"/>
+              <w:bottom w:val="single" w:sz="2" w:space="0" w:color="BFC7D5"/>
+              <w:right w:val="single" w:sz="6" w:space="0" w:color="BFC7D5"/>
+            </w:tcBorders>
             <w:vAlign w:val="center"/>
           </w:tcPr>
           <w:p>
@@ -2482,8 +3226,12 @@
         </w:tc>
         <w:tc>
           <w:tcPr>
-            <w:tcW w:w="6421" w:type="dxa"/>
-            <w:tcBorders/>
+            <w:tcW w:w="7253" w:type="dxa"/>
+            <w:tcBorders>
+              <w:left w:val="single" w:sz="2" w:space="0" w:color="BFC7D5"/>
+              <w:bottom w:val="single" w:sz="2" w:space="0" w:color="BFC7D5"/>
+              <w:right w:val="single" w:sz="6" w:space="0" w:color="BFC7D5"/>
+            </w:tcBorders>
             <w:vAlign w:val="center"/>
           </w:tcPr>
           <w:p>
@@ -2507,8 +3255,12 @@
         <w:trPr/>
         <w:tc>
           <w:tcPr>
-            <w:tcW w:w="3586" w:type="dxa"/>
-            <w:tcBorders/>
+            <w:tcW w:w="4085" w:type="dxa"/>
+            <w:tcBorders>
+              <w:left w:val="single" w:sz="6" w:space="0" w:color="BFC7D5"/>
+              <w:bottom w:val="single" w:sz="6" w:space="0" w:color="BFC7D5"/>
+              <w:right w:val="single" w:sz="6" w:space="0" w:color="BFC7D5"/>
+            </w:tcBorders>
             <w:vAlign w:val="center"/>
           </w:tcPr>
           <w:p>
@@ -2527,8 +3279,12 @@
         </w:tc>
         <w:tc>
           <w:tcPr>
-            <w:tcW w:w="6421" w:type="dxa"/>
-            <w:tcBorders/>
+            <w:tcW w:w="7253" w:type="dxa"/>
+            <w:tcBorders>
+              <w:left w:val="single" w:sz="2" w:space="0" w:color="BFC7D5"/>
+              <w:bottom w:val="single" w:sz="6" w:space="0" w:color="BFC7D5"/>
+              <w:right w:val="single" w:sz="6" w:space="0" w:color="BFC7D5"/>
+            </w:tcBorders>
             <w:vAlign w:val="center"/>
           </w:tcPr>
           <w:p>
@@ -2571,20 +3327,20 @@
     </w:p>
     <w:tbl>
       <w:tblPr>
-        <w:tblW w:w="6332" w:type="dxa"/>
+        <w:tblW w:w="5000" w:type="pct"/>
         <w:jc w:val="left"/>
-        <w:tblInd w:w="0" w:type="dxa"/>
+        <w:tblInd w:w="-7" w:type="dxa"/>
         <w:tblLayout w:type="fixed"/>
         <w:tblCellMar>
-          <w:top w:w="28" w:type="dxa"/>
-          <w:left w:w="28" w:type="dxa"/>
-          <w:bottom w:w="28" w:type="dxa"/>
-          <w:right w:w="28" w:type="dxa"/>
+          <w:top w:w="60" w:type="dxa"/>
+          <w:left w:w="60" w:type="dxa"/>
+          <w:bottom w:w="60" w:type="dxa"/>
+          <w:right w:w="60" w:type="dxa"/>
         </w:tblCellMar>
       </w:tblPr>
       <w:tblGrid>
-        <w:gridCol w:w="3781"/>
-        <w:gridCol w:w="2551"/>
+        <w:gridCol w:w="6789"/>
+        <w:gridCol w:w="4549"/>
       </w:tblGrid>
       <w:tr>
         <w:trPr>
@@ -2592,44 +3348,60 @@
         </w:trPr>
         <w:tc>
           <w:tcPr>
-            <w:tcW w:w="3781" w:type="dxa"/>
-            <w:tcBorders/>
+            <w:tcW w:w="6789" w:type="dxa"/>
+            <w:tcBorders>
+              <w:top w:val="single" w:sz="6" w:space="0" w:color="BFC7D5"/>
+              <w:left w:val="single" w:sz="6" w:space="0" w:color="BFC7D5"/>
+              <w:bottom w:val="single" w:sz="2" w:space="0" w:color="BFC7D5"/>
+              <w:right w:val="single" w:sz="6" w:space="0" w:color="BFC7D5"/>
+            </w:tcBorders>
+            <w:shd w:fill="1F3A5F" w:val="clear"/>
             <w:vAlign w:val="center"/>
           </w:tcPr>
           <w:p>
             <w:pPr>
               <w:pStyle w:val="TableHeading"/>
-              <w:suppressLineNumbers/>
-              <w:shd w:fill="1F3A5F" w:val="clear"/>
-              <w:bidi w:val="0"/>
-              <w:spacing w:before="0" w:after="283"/>
-              <w:jc w:val="center"/>
-              <w:rPr/>
-            </w:pPr>
-            <w:r>
-              <w:rPr/>
+              <w:bidi w:val="0"/>
+              <w:spacing w:before="0" w:after="283"/>
+              <w:jc w:val="left"/>
+              <w:rPr>
+                <w:color w:val="FFFFFF"/>
+              </w:rPr>
+            </w:pPr>
+            <w:r>
+              <w:rPr>
+                <w:color w:val="FFFFFF"/>
+              </w:rPr>
               <w:t>Field</w:t>
             </w:r>
           </w:p>
         </w:tc>
         <w:tc>
           <w:tcPr>
-            <w:tcW w:w="2551" w:type="dxa"/>
-            <w:tcBorders/>
+            <w:tcW w:w="4549" w:type="dxa"/>
+            <w:tcBorders>
+              <w:top w:val="single" w:sz="6" w:space="0" w:color="BFC7D5"/>
+              <w:left w:val="single" w:sz="2" w:space="0" w:color="BFC7D5"/>
+              <w:bottom w:val="single" w:sz="2" w:space="0" w:color="BFC7D5"/>
+              <w:right w:val="single" w:sz="6" w:space="0" w:color="BFC7D5"/>
+            </w:tcBorders>
+            <w:shd w:fill="1F3A5F" w:val="clear"/>
             <w:vAlign w:val="center"/>
           </w:tcPr>
           <w:p>
             <w:pPr>
               <w:pStyle w:val="TableHeading"/>
-              <w:suppressLineNumbers/>
-              <w:shd w:fill="1F3A5F" w:val="clear"/>
-              <w:bidi w:val="0"/>
-              <w:spacing w:before="0" w:after="283"/>
-              <w:jc w:val="center"/>
-              <w:rPr/>
-            </w:pPr>
-            <w:r>
-              <w:rPr/>
+              <w:bidi w:val="0"/>
+              <w:spacing w:before="0" w:after="283"/>
+              <w:jc w:val="left"/>
+              <w:rPr>
+                <w:color w:val="FFFFFF"/>
+              </w:rPr>
+            </w:pPr>
+            <w:r>
+              <w:rPr>
+                <w:color w:val="FFFFFF"/>
+              </w:rPr>
               <w:t>Entry</w:t>
             </w:r>
           </w:p>
@@ -2639,8 +3411,12 @@
         <w:trPr/>
         <w:tc>
           <w:tcPr>
-            <w:tcW w:w="3781" w:type="dxa"/>
-            <w:tcBorders/>
+            <w:tcW w:w="6789" w:type="dxa"/>
+            <w:tcBorders>
+              <w:left w:val="single" w:sz="6" w:space="0" w:color="BFC7D5"/>
+              <w:bottom w:val="single" w:sz="2" w:space="0" w:color="BFC7D5"/>
+              <w:right w:val="single" w:sz="6" w:space="0" w:color="BFC7D5"/>
+            </w:tcBorders>
             <w:vAlign w:val="center"/>
           </w:tcPr>
           <w:p>
@@ -2659,8 +3435,12 @@
         </w:tc>
         <w:tc>
           <w:tcPr>
-            <w:tcW w:w="2551" w:type="dxa"/>
-            <w:tcBorders/>
+            <w:tcW w:w="4549" w:type="dxa"/>
+            <w:tcBorders>
+              <w:left w:val="single" w:sz="2" w:space="0" w:color="BFC7D5"/>
+              <w:bottom w:val="single" w:sz="2" w:space="0" w:color="BFC7D5"/>
+              <w:right w:val="single" w:sz="6" w:space="0" w:color="BFC7D5"/>
+            </w:tcBorders>
             <w:vAlign w:val="center"/>
           </w:tcPr>
           <w:p>
@@ -2686,8 +3466,12 @@
         <w:trPr/>
         <w:tc>
           <w:tcPr>
-            <w:tcW w:w="3781" w:type="dxa"/>
-            <w:tcBorders/>
+            <w:tcW w:w="6789" w:type="dxa"/>
+            <w:tcBorders>
+              <w:left w:val="single" w:sz="6" w:space="0" w:color="BFC7D5"/>
+              <w:bottom w:val="single" w:sz="2" w:space="0" w:color="BFC7D5"/>
+              <w:right w:val="single" w:sz="6" w:space="0" w:color="BFC7D5"/>
+            </w:tcBorders>
             <w:vAlign w:val="center"/>
           </w:tcPr>
           <w:p>
@@ -2706,8 +3490,12 @@
         </w:tc>
         <w:tc>
           <w:tcPr>
-            <w:tcW w:w="2551" w:type="dxa"/>
-            <w:tcBorders/>
+            <w:tcW w:w="4549" w:type="dxa"/>
+            <w:tcBorders>
+              <w:left w:val="single" w:sz="2" w:space="0" w:color="BFC7D5"/>
+              <w:bottom w:val="single" w:sz="2" w:space="0" w:color="BFC7D5"/>
+              <w:right w:val="single" w:sz="6" w:space="0" w:color="BFC7D5"/>
+            </w:tcBorders>
             <w:vAlign w:val="center"/>
           </w:tcPr>
           <w:p>
@@ -2733,8 +3521,12 @@
         <w:trPr/>
         <w:tc>
           <w:tcPr>
-            <w:tcW w:w="3781" w:type="dxa"/>
-            <w:tcBorders/>
+            <w:tcW w:w="6789" w:type="dxa"/>
+            <w:tcBorders>
+              <w:left w:val="single" w:sz="6" w:space="0" w:color="BFC7D5"/>
+              <w:bottom w:val="single" w:sz="2" w:space="0" w:color="BFC7D5"/>
+              <w:right w:val="single" w:sz="6" w:space="0" w:color="BFC7D5"/>
+            </w:tcBorders>
             <w:vAlign w:val="center"/>
           </w:tcPr>
           <w:p>
@@ -2753,8 +3545,12 @@
         </w:tc>
         <w:tc>
           <w:tcPr>
-            <w:tcW w:w="2551" w:type="dxa"/>
-            <w:tcBorders/>
+            <w:tcW w:w="4549" w:type="dxa"/>
+            <w:tcBorders>
+              <w:left w:val="single" w:sz="2" w:space="0" w:color="BFC7D5"/>
+              <w:bottom w:val="single" w:sz="2" w:space="0" w:color="BFC7D5"/>
+              <w:right w:val="single" w:sz="6" w:space="0" w:color="BFC7D5"/>
+            </w:tcBorders>
             <w:vAlign w:val="center"/>
           </w:tcPr>
           <w:p>
@@ -2778,8 +3574,12 @@
         <w:trPr/>
         <w:tc>
           <w:tcPr>
-            <w:tcW w:w="3781" w:type="dxa"/>
-            <w:tcBorders/>
+            <w:tcW w:w="6789" w:type="dxa"/>
+            <w:tcBorders>
+              <w:left w:val="single" w:sz="6" w:space="0" w:color="BFC7D5"/>
+              <w:bottom w:val="single" w:sz="2" w:space="0" w:color="BFC7D5"/>
+              <w:right w:val="single" w:sz="6" w:space="0" w:color="BFC7D5"/>
+            </w:tcBorders>
             <w:vAlign w:val="center"/>
           </w:tcPr>
           <w:p>
@@ -2798,8 +3598,12 @@
         </w:tc>
         <w:tc>
           <w:tcPr>
-            <w:tcW w:w="2551" w:type="dxa"/>
-            <w:tcBorders/>
+            <w:tcW w:w="4549" w:type="dxa"/>
+            <w:tcBorders>
+              <w:left w:val="single" w:sz="2" w:space="0" w:color="BFC7D5"/>
+              <w:bottom w:val="single" w:sz="2" w:space="0" w:color="BFC7D5"/>
+              <w:right w:val="single" w:sz="6" w:space="0" w:color="BFC7D5"/>
+            </w:tcBorders>
             <w:vAlign w:val="center"/>
           </w:tcPr>
           <w:p>
@@ -2823,8 +3627,12 @@
         <w:trPr/>
         <w:tc>
           <w:tcPr>
-            <w:tcW w:w="3781" w:type="dxa"/>
-            <w:tcBorders/>
+            <w:tcW w:w="6789" w:type="dxa"/>
+            <w:tcBorders>
+              <w:left w:val="single" w:sz="6" w:space="0" w:color="BFC7D5"/>
+              <w:bottom w:val="single" w:sz="6" w:space="0" w:color="BFC7D5"/>
+              <w:right w:val="single" w:sz="6" w:space="0" w:color="BFC7D5"/>
+            </w:tcBorders>
             <w:vAlign w:val="center"/>
           </w:tcPr>
           <w:p>
@@ -2849,8 +3657,12 @@
         </w:tc>
         <w:tc>
           <w:tcPr>
-            <w:tcW w:w="2551" w:type="dxa"/>
-            <w:tcBorders/>
+            <w:tcW w:w="4549" w:type="dxa"/>
+            <w:tcBorders>
+              <w:left w:val="single" w:sz="2" w:space="0" w:color="BFC7D5"/>
+              <w:bottom w:val="single" w:sz="6" w:space="0" w:color="BFC7D5"/>
+              <w:right w:val="single" w:sz="6" w:space="0" w:color="BFC7D5"/>
+            </w:tcBorders>
             <w:vAlign w:val="center"/>
           </w:tcPr>
           <w:p>
